--- a/plantilla_orden_pedido.docx
+++ b/plantilla_orden_pedido.docx
@@ -1,6 +1,6 @@
 
 <file path=word/document.xml><?xml version="1.0" encoding="utf-8"?>
-<w:document xmlns:wpc="http://schemas.microsoft.com/office/word/2010/wordprocessingCanvas" xmlns:cx="http://schemas.microsoft.com/office/drawing/2014/chartex" xmlns:cx1="http://schemas.microsoft.com/office/drawing/2015/9/8/chartex" xmlns:cx2="http://schemas.microsoft.com/office/drawing/2015/10/21/chartex" xmlns:cx3="http://schemas.microsoft.com/office/drawing/2016/5/9/chartex" xmlns:cx4="http://schemas.microsoft.com/office/drawing/2016/5/10/chartex" xmlns:cx5="http://schemas.microsoft.com/office/drawing/2016/5/11/chartex" xmlns:cx6="http://schemas.microsoft.com/office/drawing/2016/5/12/chartex" xmlns:cx7="http://schemas.microsoft.com/office/drawing/2016/5/13/chartex" xmlns:cx8="http://schemas.microsoft.com/office/drawing/2016/5/14/chartex" xmlns:mc="http://schemas.openxmlformats.org/markup-compatibility/2006" xmlns:aink="http://schemas.microsoft.com/office/drawing/2016/ink" xmlns:am3d="http://schemas.microsoft.com/office/drawing/2017/model3d" xmlns:o="urn:schemas-microsoft-com:office:office" xmlns:oel="http://schemas.microsoft.com/office/2019/extlst" xmlns:r="http://schemas.openxmlformats.org/officeDocument/2006/relationships" xmlns:m="http://schemas.openxmlformats.org/officeDocument/2006/math" xmlns:v="urn:schemas-microsoft-com:vml" xmlns:wp14="http://schemas.microsoft.com/office/word/2010/wordprocessingDrawing" xmlns:wp="http://schemas.openxmlformats.org/drawingml/2006/wordprocessingDrawing" xmlns:w10="urn:schemas-microsoft-com:office:word" xmlns:w="http://schemas.openxmlformats.org/wordprocessingml/2006/main" xmlns:w14="http://schemas.microsoft.com/office/word/2010/wordml" xmlns:w15="http://schemas.microsoft.com/office/word/2012/wordml" xmlns:w16cex="http://schemas.microsoft.com/office/word/2018/wordml/cex" xmlns:w16cid="http://schemas.microsoft.com/office/word/2016/wordml/cid" xmlns:w16="http://schemas.microsoft.com/office/word/2018/wordml" xmlns:w16du="http://schemas.microsoft.com/office/word/2023/wordml/word16du" xmlns:w16sdtdh="http://schemas.microsoft.com/office/word/2020/wordml/sdtdatahash" xmlns:w16sdtfl="http://schemas.microsoft.com/office/word/2024/wordml/sdtformatlock" xmlns:w16se="http://schemas.microsoft.com/office/word/2015/wordml/symex" xmlns:wpg="http://schemas.microsoft.com/office/word/2010/wordprocessingGroup" xmlns:wpi="http://schemas.microsoft.com/office/word/2010/wordprocessingInk" xmlns:wne="http://schemas.microsoft.com/office/word/2006/wordml" xmlns:wps="http://schemas.microsoft.com/office/word/2010/wordprocessingShape" mc:Ignorable="w14 w15 w16se w16cid w16 w16cex w16sdtdh w16sdtfl w16du wp14">
+<w:document xmlns:wpc="http://schemas.microsoft.com/office/word/2010/wordprocessingCanvas" xmlns:cx="http://schemas.microsoft.com/office/drawing/2014/chartex" xmlns:cx1="http://schemas.microsoft.com/office/drawing/2015/9/8/chartex" xmlns:cx2="http://schemas.microsoft.com/office/drawing/2015/10/21/chartex" xmlns:cx3="http://schemas.microsoft.com/office/drawing/2016/5/9/chartex" xmlns:cx4="http://schemas.microsoft.com/office/drawing/2016/5/10/chartex" xmlns:cx5="http://schemas.microsoft.com/office/drawing/2016/5/11/chartex" xmlns:cx6="http://schemas.microsoft.com/office/drawing/2016/5/12/chartex" xmlns:cx7="http://schemas.microsoft.com/office/drawing/2016/5/13/chartex" xmlns:cx8="http://schemas.microsoft.com/office/drawing/2016/5/14/chartex" xmlns:mc="http://schemas.openxmlformats.org/markup-compatibility/2006" xmlns:aink="http://schemas.microsoft.com/office/drawing/2016/ink" xmlns:am3d="http://schemas.microsoft.com/office/drawing/2017/model3d" xmlns:o="urn:schemas-microsoft-com:office:office" xmlns:oel="http://schemas.microsoft.com/office/2019/extlst" xmlns:r="http://schemas.openxmlformats.org/officeDocument/2006/relationships" xmlns:m="http://schemas.openxmlformats.org/officeDocument/2006/math" xmlns:v="urn:schemas-microsoft-com:vml" xmlns:wp14="http://schemas.microsoft.com/office/word/2010/wordprocessingDrawing" xmlns:wp="http://schemas.openxmlformats.org/drawingml/2006/wordprocessingDrawing" xmlns:w10="urn:schemas-microsoft-com:office:word" xmlns:w="http://schemas.openxmlformats.org/wordprocessingml/2006/main" xmlns:w14="http://schemas.microsoft.com/office/word/2010/wordml" xmlns:w15="http://schemas.microsoft.com/office/word/2012/wordml" xmlns:w16cex="http://schemas.microsoft.com/office/word/2018/wordml/cex" xmlns:w16cid="http://schemas.microsoft.com/office/word/2016/wordml/cid" xmlns:w16="http://schemas.microsoft.com/office/word/2018/wordml" xmlns:w16sdtdh="http://schemas.microsoft.com/office/word/2020/wordml/sdtdatahash" xmlns:w16se="http://schemas.microsoft.com/office/word/2015/wordml/symex" xmlns:wpg="http://schemas.microsoft.com/office/word/2010/wordprocessingGroup" xmlns:wpi="http://schemas.microsoft.com/office/word/2010/wordprocessingInk" xmlns:wne="http://schemas.microsoft.com/office/word/2006/wordml" xmlns:wps="http://schemas.microsoft.com/office/word/2010/wordprocessingShape" mc:Ignorable="w14 w15 w16se w16cid w16 w16cex w16sdtdh wp14">
   <w:body>
     <w:p>
       <w:pPr>
@@ -147,7 +147,7 @@
               </wp:anchor>
             </w:drawing>
           </mc:Choice>
-          <mc:Fallback>
+          <mc:Fallback xmlns:w16sdtfl="http://schemas.microsoft.com/office/word/2024/wordml/sdtformatlock" xmlns:w16du="http://schemas.microsoft.com/office/word/2023/wordml/word16du">
             <w:pict>
               <v:rect w14:anchorId="1FC5A1B8" id="Rectángulo 43" o:spid="_x0000_s1026" style="position:absolute;margin-left:0;margin-top:-24.6pt;width:596.4pt;height:108.25pt;z-index:-251640832;visibility:visible;mso-wrap-style:square;mso-width-percent:0;mso-height-percent:0;mso-wrap-distance-left:9pt;mso-wrap-distance-top:0;mso-wrap-distance-right:9pt;mso-wrap-distance-bottom:0;mso-position-horizontal:left;mso-position-horizontal-relative:page;mso-position-vertical:absolute;mso-position-vertical-relative:text;mso-width-percent:0;mso-height-percent:0;mso-width-relative:margin;mso-height-relative:margin;v-text-anchor:middle" o:gfxdata="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" fillcolor="#f6f6f6" stroked="f" strokeweight="1pt">
                 <w10:wrap anchorx="page"/>
@@ -323,7 +323,6 @@
                               </w:rPr>
                               <w:t>_</w:t>
                             </w:r>
-                            <w:proofErr w:type="gramStart"/>
                             <w:r>
                               <w:rPr>
                                 <w:rFonts w:ascii="Tahoma" w:hAnsi="Tahoma" w:cs="Tahoma"/>
@@ -339,16 +338,7 @@
                                 <w:sz w:val="16"/>
                                 <w:szCs w:val="16"/>
                               </w:rPr>
-                              <w:t xml:space="preserve"> }</w:t>
-                            </w:r>
-                            <w:proofErr w:type="gramEnd"/>
-                            <w:r>
-                              <w:rPr>
-                                <w:rFonts w:ascii="Tahoma" w:hAnsi="Tahoma" w:cs="Tahoma"/>
-                                <w:sz w:val="16"/>
-                                <w:szCs w:val="16"/>
-                              </w:rPr>
-                              <w:t>}</w:t>
+                              <w:t xml:space="preserve"> }}</w:t>
                             </w:r>
                           </w:p>
                         </w:txbxContent>
@@ -403,7 +393,6 @@
                         </w:rPr>
                         <w:t>_</w:t>
                       </w:r>
-                      <w:proofErr w:type="gramStart"/>
                       <w:r>
                         <w:rPr>
                           <w:rFonts w:ascii="Tahoma" w:hAnsi="Tahoma" w:cs="Tahoma"/>
@@ -419,16 +408,7 @@
                           <w:sz w:val="16"/>
                           <w:szCs w:val="16"/>
                         </w:rPr>
-                        <w:t xml:space="preserve"> }</w:t>
-                      </w:r>
-                      <w:proofErr w:type="gramEnd"/>
-                      <w:r>
-                        <w:rPr>
-                          <w:rFonts w:ascii="Tahoma" w:hAnsi="Tahoma" w:cs="Tahoma"/>
-                          <w:sz w:val="16"/>
-                          <w:szCs w:val="16"/>
-                        </w:rPr>
-                        <w:t>}</w:t>
+                        <w:t xml:space="preserve"> }}</w:t>
                       </w:r>
                     </w:p>
                   </w:txbxContent>
@@ -502,25 +482,7 @@
                                 <w:sz w:val="16"/>
                                 <w:szCs w:val="16"/>
                               </w:rPr>
-                              <w:t>_</w:t>
-                            </w:r>
-                            <w:proofErr w:type="gramStart"/>
-                            <w:r>
-                              <w:rPr>
-                                <w:rFonts w:ascii="Tahoma" w:hAnsi="Tahoma" w:cs="Tahoma"/>
-                                <w:sz w:val="16"/>
-                                <w:szCs w:val="16"/>
-                              </w:rPr>
-                              <w:t>telefono }</w:t>
-                            </w:r>
-                            <w:proofErr w:type="gramEnd"/>
-                            <w:r>
-                              <w:rPr>
-                                <w:rFonts w:ascii="Tahoma" w:hAnsi="Tahoma" w:cs="Tahoma"/>
-                                <w:sz w:val="16"/>
-                                <w:szCs w:val="16"/>
-                              </w:rPr>
-                              <w:t>}</w:t>
+                              <w:t>_telefono }}</w:t>
                             </w:r>
                           </w:p>
                         </w:txbxContent>
@@ -567,25 +529,7 @@
                           <w:sz w:val="16"/>
                           <w:szCs w:val="16"/>
                         </w:rPr>
-                        <w:t>_</w:t>
-                      </w:r>
-                      <w:proofErr w:type="gramStart"/>
-                      <w:r>
-                        <w:rPr>
-                          <w:rFonts w:ascii="Tahoma" w:hAnsi="Tahoma" w:cs="Tahoma"/>
-                          <w:sz w:val="16"/>
-                          <w:szCs w:val="16"/>
-                        </w:rPr>
-                        <w:t>telefono }</w:t>
-                      </w:r>
-                      <w:proofErr w:type="gramEnd"/>
-                      <w:r>
-                        <w:rPr>
-                          <w:rFonts w:ascii="Tahoma" w:hAnsi="Tahoma" w:cs="Tahoma"/>
-                          <w:sz w:val="16"/>
-                          <w:szCs w:val="16"/>
-                        </w:rPr>
-                        <w:t>}</w:t>
+                        <w:t>_telefono }}</w:t>
                       </w:r>
                     </w:p>
                   </w:txbxContent>
@@ -659,25 +603,7 @@
                                 <w:sz w:val="16"/>
                                 <w:szCs w:val="16"/>
                               </w:rPr>
-                              <w:t>_</w:t>
-                            </w:r>
-                            <w:proofErr w:type="gramStart"/>
-                            <w:r>
-                              <w:rPr>
-                                <w:rFonts w:ascii="Tahoma" w:hAnsi="Tahoma" w:cs="Tahoma"/>
-                                <w:sz w:val="16"/>
-                                <w:szCs w:val="16"/>
-                              </w:rPr>
-                              <w:t>compra }</w:t>
-                            </w:r>
-                            <w:proofErr w:type="gramEnd"/>
-                            <w:r>
-                              <w:rPr>
-                                <w:rFonts w:ascii="Tahoma" w:hAnsi="Tahoma" w:cs="Tahoma"/>
-                                <w:sz w:val="16"/>
-                                <w:szCs w:val="16"/>
-                              </w:rPr>
-                              <w:t>}</w:t>
+                              <w:t>_compra }}</w:t>
                             </w:r>
                           </w:p>
                         </w:txbxContent>
@@ -721,25 +647,7 @@
                           <w:sz w:val="16"/>
                           <w:szCs w:val="16"/>
                         </w:rPr>
-                        <w:t>_</w:t>
-                      </w:r>
-                      <w:proofErr w:type="gramStart"/>
-                      <w:r>
-                        <w:rPr>
-                          <w:rFonts w:ascii="Tahoma" w:hAnsi="Tahoma" w:cs="Tahoma"/>
-                          <w:sz w:val="16"/>
-                          <w:szCs w:val="16"/>
-                        </w:rPr>
-                        <w:t>compra }</w:t>
-                      </w:r>
-                      <w:proofErr w:type="gramEnd"/>
-                      <w:r>
-                        <w:rPr>
-                          <w:rFonts w:ascii="Tahoma" w:hAnsi="Tahoma" w:cs="Tahoma"/>
-                          <w:sz w:val="16"/>
-                          <w:szCs w:val="16"/>
-                        </w:rPr>
-                        <w:t>}</w:t>
+                        <w:t>_compra }}</w:t>
                       </w:r>
                     </w:p>
                   </w:txbxContent>
@@ -822,16 +730,7 @@
                                 <w:sz w:val="16"/>
                                 <w:szCs w:val="16"/>
                               </w:rPr>
-                              <w:t>_</w:t>
-                            </w:r>
-                            <w:proofErr w:type="gramStart"/>
-                            <w:r>
-                              <w:rPr>
-                                <w:rFonts w:ascii="Tahoma" w:hAnsi="Tahoma" w:cs="Tahoma"/>
-                                <w:sz w:val="16"/>
-                                <w:szCs w:val="16"/>
-                              </w:rPr>
-                              <w:t>ruc</w:t>
+                              <w:t>_ruc</w:t>
                             </w:r>
                             <w:proofErr w:type="spellEnd"/>
                             <w:r>
@@ -840,16 +739,7 @@
                                 <w:sz w:val="16"/>
                                 <w:szCs w:val="16"/>
                               </w:rPr>
-                              <w:t xml:space="preserve"> }</w:t>
-                            </w:r>
-                            <w:proofErr w:type="gramEnd"/>
-                            <w:r>
-                              <w:rPr>
-                                <w:rFonts w:ascii="Tahoma" w:hAnsi="Tahoma" w:cs="Tahoma"/>
-                                <w:sz w:val="16"/>
-                                <w:szCs w:val="16"/>
-                              </w:rPr>
-                              <w:t>}</w:t>
+                              <w:t xml:space="preserve"> }}</w:t>
                             </w:r>
                           </w:p>
                         </w:txbxContent>
@@ -902,16 +792,7 @@
                           <w:sz w:val="16"/>
                           <w:szCs w:val="16"/>
                         </w:rPr>
-                        <w:t>_</w:t>
-                      </w:r>
-                      <w:proofErr w:type="gramStart"/>
-                      <w:r>
-                        <w:rPr>
-                          <w:rFonts w:ascii="Tahoma" w:hAnsi="Tahoma" w:cs="Tahoma"/>
-                          <w:sz w:val="16"/>
-                          <w:szCs w:val="16"/>
-                        </w:rPr>
-                        <w:t>ruc</w:t>
+                        <w:t>_ruc</w:t>
                       </w:r>
                       <w:proofErr w:type="spellEnd"/>
                       <w:r>
@@ -920,16 +801,7 @@
                           <w:sz w:val="16"/>
                           <w:szCs w:val="16"/>
                         </w:rPr>
-                        <w:t xml:space="preserve"> }</w:t>
-                      </w:r>
-                      <w:proofErr w:type="gramEnd"/>
-                      <w:r>
-                        <w:rPr>
-                          <w:rFonts w:ascii="Tahoma" w:hAnsi="Tahoma" w:cs="Tahoma"/>
-                          <w:sz w:val="16"/>
-                          <w:szCs w:val="16"/>
-                        </w:rPr>
-                        <w:t>}</w:t>
+                        <w:t xml:space="preserve"> }}</w:t>
                       </w:r>
                     </w:p>
                   </w:txbxContent>
@@ -1026,9 +898,9 @@
         <mc:AlternateContent>
           <mc:Choice Requires="wpg">
             <w:drawing>
-              <wp:inline distT="0" distB="0" distL="0" distR="0" wp14:anchorId="3E1CDECE" wp14:editId="4F8E6191">
-                <wp:extent cx="7162710" cy="2176195"/>
-                <wp:effectExtent l="0" t="0" r="0" b="0"/>
+              <wp:inline distT="0" distB="0" distL="0" distR="0" wp14:anchorId="3E1CDECE" wp14:editId="3F6DBDA7">
+                <wp:extent cx="7162710" cy="1938069"/>
+                <wp:effectExtent l="0" t="0" r="0" b="5080"/>
                 <wp:docPr id="1443" name="Group 1443"/>
                 <wp:cNvGraphicFramePr/>
                 <a:graphic xmlns:a="http://schemas.openxmlformats.org/drawingml/2006/main">
@@ -1038,9 +910,9 @@
                       <wpg:grpSpPr>
                         <a:xfrm>
                           <a:off x="0" y="0"/>
-                          <a:ext cx="7162710" cy="2176195"/>
+                          <a:ext cx="7162710" cy="1938069"/>
                           <a:chOff x="0" y="0"/>
-                          <a:chExt cx="7162710" cy="2176195"/>
+                          <a:chExt cx="7162710" cy="1938069"/>
                         </a:xfrm>
                       </wpg:grpSpPr>
                       <wps:wsp>
@@ -1115,38 +987,6 @@
                           <a:fontRef idx="none"/>
                         </wps:style>
                         <wps:bodyPr/>
-                      </wps:wsp>
-                      <wps:wsp>
-                        <wps:cNvPr id="8" name="Rectangle 8"/>
-                        <wps:cNvSpPr/>
-                        <wps:spPr>
-                          <a:xfrm>
-                            <a:off x="19050" y="2013230"/>
-                            <a:ext cx="1154063" cy="162965"/>
-                          </a:xfrm>
-                          <a:prstGeom prst="rect">
-                            <a:avLst/>
-                          </a:prstGeom>
-                          <a:ln>
-                            <a:noFill/>
-                          </a:ln>
-                        </wps:spPr>
-                        <wps:txbx>
-                          <w:txbxContent>
-                            <w:p>
-                              <w:r>
-                                <w:rPr>
-                                  <w:rFonts w:ascii="Tahoma" w:eastAsia="Tahoma" w:hAnsi="Tahoma" w:cs="Tahoma"/>
-                                  <w:sz w:val="16"/>
-                                </w:rPr>
-                                <w:t>Estimados señores:</w:t>
-                              </w:r>
-                            </w:p>
-                          </w:txbxContent>
-                        </wps:txbx>
-                        <wps:bodyPr horzOverflow="overflow" vert="horz" lIns="0" tIns="0" rIns="0" bIns="0" rtlCol="0">
-                          <a:noAutofit/>
-                        </wps:bodyPr>
                       </wps:wsp>
                       <wps:wsp>
                         <wps:cNvPr id="9" name="Rectangle 9"/>
@@ -1433,16 +1273,7 @@
                                   <w:b/>
                                   <w:sz w:val="24"/>
                                 </w:rPr>
-                                <w:t>_</w:t>
-                              </w:r>
-                              <w:proofErr w:type="gramStart"/>
-                              <w:r>
-                                <w:rPr>
-                                  <w:rFonts w:ascii="Tahoma" w:eastAsia="Tahoma" w:hAnsi="Tahoma" w:cs="Tahoma"/>
-                                  <w:b/>
-                                  <w:sz w:val="24"/>
-                                </w:rPr>
-                                <w:t>pedido</w:t>
+                                <w:t>_pedido</w:t>
                               </w:r>
                               <w:proofErr w:type="spellEnd"/>
                               <w:r>
@@ -1451,16 +1282,7 @@
                                   <w:b/>
                                   <w:sz w:val="24"/>
                                 </w:rPr>
-                                <w:t xml:space="preserve"> }</w:t>
-                              </w:r>
-                              <w:proofErr w:type="gramEnd"/>
-                              <w:r>
-                                <w:rPr>
-                                  <w:rFonts w:ascii="Tahoma" w:eastAsia="Tahoma" w:hAnsi="Tahoma" w:cs="Tahoma"/>
-                                  <w:b/>
-                                  <w:sz w:val="24"/>
-                                </w:rPr>
-                                <w:t>}</w:t>
+                                <w:t xml:space="preserve"> }}</w:t>
                               </w:r>
                             </w:p>
                             <w:p/>
@@ -1617,7 +1439,14 @@
                                   <w:rFonts w:ascii="Tahoma" w:eastAsia="Tahoma" w:hAnsi="Tahoma" w:cs="Tahoma"/>
                                   <w:sz w:val="16"/>
                                 </w:rPr>
-                                <w:t xml:space="preserve"> LIMA - LIMA</w:t>
+                                <w:t xml:space="preserve"> LIMA - </w:t>
+                              </w:r>
+                              <w:r>
+                                <w:rPr>
+                                  <w:rFonts w:ascii="Tahoma" w:eastAsia="Tahoma" w:hAnsi="Tahoma" w:cs="Tahoma"/>
+                                  <w:sz w:val="16"/>
+                                </w:rPr>
+                                <w:t>COMAS</w:t>
                               </w:r>
                             </w:p>
                           </w:txbxContent>
@@ -1677,16 +1506,7 @@
                                   <w:sz w:val="16"/>
                                   <w:szCs w:val="16"/>
                                 </w:rPr>
-                                <w:t>_</w:t>
-                              </w:r>
-                              <w:proofErr w:type="gramStart"/>
-                              <w:r>
-                                <w:rPr>
-                                  <w:rFonts w:ascii="Tahoma" w:hAnsi="Tahoma" w:cs="Tahoma"/>
-                                  <w:sz w:val="16"/>
-                                  <w:szCs w:val="16"/>
-                                </w:rPr>
-                                <w:t>nombre</w:t>
+                                <w:t>_nombre</w:t>
                               </w:r>
                               <w:proofErr w:type="spellEnd"/>
                               <w:r>
@@ -1695,16 +1515,7 @@
                                   <w:sz w:val="16"/>
                                   <w:szCs w:val="16"/>
                                 </w:rPr>
-                                <w:t xml:space="preserve"> }</w:t>
-                              </w:r>
-                              <w:proofErr w:type="gramEnd"/>
-                              <w:r>
-                                <w:rPr>
-                                  <w:rFonts w:ascii="Tahoma" w:hAnsi="Tahoma" w:cs="Tahoma"/>
-                                  <w:sz w:val="16"/>
-                                  <w:szCs w:val="16"/>
-                                </w:rPr>
-                                <w:t>}</w:t>
+                                <w:t xml:space="preserve"> }}</w:t>
                               </w:r>
                             </w:p>
                           </w:txbxContent>
@@ -1824,15 +1635,7 @@
                                   <w:rFonts w:ascii="Tahoma" w:eastAsia="Tahoma" w:hAnsi="Tahoma" w:cs="Tahoma"/>
                                   <w:sz w:val="16"/>
                                 </w:rPr>
-                                <w:t>_direccion_</w:t>
-                              </w:r>
-                              <w:proofErr w:type="gramStart"/>
-                              <w:r>
-                                <w:rPr>
-                                  <w:rFonts w:ascii="Tahoma" w:eastAsia="Tahoma" w:hAnsi="Tahoma" w:cs="Tahoma"/>
-                                  <w:sz w:val="16"/>
-                                </w:rPr>
-                                <w:t>fiscal</w:t>
+                                <w:t>_direccion_fiscal</w:t>
                               </w:r>
                               <w:proofErr w:type="spellEnd"/>
                               <w:r>
@@ -1840,15 +1643,7 @@
                                   <w:rFonts w:ascii="Tahoma" w:eastAsia="Tahoma" w:hAnsi="Tahoma" w:cs="Tahoma"/>
                                   <w:sz w:val="16"/>
                                 </w:rPr>
-                                <w:t xml:space="preserve"> }</w:t>
-                              </w:r>
-                              <w:proofErr w:type="gramEnd"/>
-                              <w:r>
-                                <w:rPr>
-                                  <w:rFonts w:ascii="Tahoma" w:eastAsia="Tahoma" w:hAnsi="Tahoma" w:cs="Tahoma"/>
-                                  <w:sz w:val="16"/>
-                                </w:rPr>
-                                <w:t>}</w:t>
+                                <w:t xml:space="preserve"> }}</w:t>
                               </w:r>
                             </w:p>
                           </w:txbxContent>
@@ -2333,15 +2128,7 @@
                                   <w:rFonts w:ascii="Tahoma" w:eastAsia="Tahoma" w:hAnsi="Tahoma" w:cs="Tahoma"/>
                                   <w:sz w:val="16"/>
                                 </w:rPr>
-                                <w:t>_</w:t>
-                              </w:r>
-                              <w:proofErr w:type="gramStart"/>
-                              <w:r>
-                                <w:rPr>
-                                  <w:rFonts w:ascii="Tahoma" w:eastAsia="Tahoma" w:hAnsi="Tahoma" w:cs="Tahoma"/>
-                                  <w:sz w:val="16"/>
-                                </w:rPr>
-                                <w:t>nombre</w:t>
+                                <w:t>_nombre</w:t>
                               </w:r>
                               <w:proofErr w:type="spellEnd"/>
                               <w:r>
@@ -2349,15 +2136,7 @@
                                   <w:rFonts w:ascii="Tahoma" w:eastAsia="Tahoma" w:hAnsi="Tahoma" w:cs="Tahoma"/>
                                   <w:sz w:val="16"/>
                                 </w:rPr>
-                                <w:t xml:space="preserve"> }</w:t>
-                              </w:r>
-                              <w:proofErr w:type="gramEnd"/>
-                              <w:r>
-                                <w:rPr>
-                                  <w:rFonts w:ascii="Tahoma" w:eastAsia="Tahoma" w:hAnsi="Tahoma" w:cs="Tahoma"/>
-                                  <w:sz w:val="16"/>
-                                </w:rPr>
-                                <w:t>}</w:t>
+                                <w:t xml:space="preserve"> }}</w:t>
                               </w:r>
                             </w:p>
                             <w:bookmarkEnd w:id="0"/>
@@ -2415,15 +2194,7 @@
                                   <w:rFonts w:ascii="Tahoma" w:eastAsia="Tahoma" w:hAnsi="Tahoma" w:cs="Tahoma"/>
                                   <w:sz w:val="16"/>
                                 </w:rPr>
-                                <w:t>_</w:t>
-                              </w:r>
-                              <w:proofErr w:type="gramStart"/>
-                              <w:r>
-                                <w:rPr>
-                                  <w:rFonts w:ascii="Tahoma" w:eastAsia="Tahoma" w:hAnsi="Tahoma" w:cs="Tahoma"/>
-                                  <w:sz w:val="16"/>
-                                </w:rPr>
-                                <w:t>vendedor</w:t>
+                                <w:t>_vendedor</w:t>
                               </w:r>
                               <w:proofErr w:type="spellEnd"/>
                               <w:r>
@@ -2431,15 +2202,7 @@
                                   <w:rFonts w:ascii="Tahoma" w:eastAsia="Tahoma" w:hAnsi="Tahoma" w:cs="Tahoma"/>
                                   <w:sz w:val="16"/>
                                 </w:rPr>
-                                <w:t xml:space="preserve"> }</w:t>
-                              </w:r>
-                              <w:proofErr w:type="gramEnd"/>
-                              <w:r>
-                                <w:rPr>
-                                  <w:rFonts w:ascii="Tahoma" w:eastAsia="Tahoma" w:hAnsi="Tahoma" w:cs="Tahoma"/>
-                                  <w:sz w:val="16"/>
-                                </w:rPr>
-                                <w:t>}</w:t>
+                                <w:t xml:space="preserve"> }}</w:t>
                               </w:r>
                             </w:p>
                           </w:txbxContent>
@@ -2498,19 +2261,22 @@
                         <wps:txbx>
                           <w:txbxContent>
                             <w:p>
+                              <w:pPr>
+                                <w:ind w:firstLine="708"/>
+                              </w:pPr>
                               <w:r>
                                 <w:rPr>
                                   <w:rFonts w:ascii="Tahoma" w:eastAsia="Tahoma" w:hAnsi="Tahoma" w:cs="Tahoma"/>
                                   <w:sz w:val="16"/>
                                 </w:rPr>
-                                <w:t xml:space="preserve">Teléfono: </w:t>
+                                <w:t xml:space="preserve">      </w:t>
                               </w:r>
                               <w:r>
                                 <w:rPr>
                                   <w:rFonts w:ascii="Tahoma" w:eastAsia="Tahoma" w:hAnsi="Tahoma" w:cs="Tahoma"/>
                                   <w:sz w:val="16"/>
                                 </w:rPr>
-                                <w:t>717 9148 – 717 9516 Cel: 940 479 303 – 992 519 846</w:t>
+                                <w:t>Cel: 940 479 303 – 992 519 846</w:t>
                               </w:r>
                             </w:p>
                           </w:txbxContent>
@@ -2527,27 +2293,12 @@
           </mc:Choice>
           <mc:Fallback>
             <w:pict>
-              <v:group w14:anchorId="3E1CDECE" id="Group 1443" o:spid="_x0000_s1032" style="width:564pt;height:171.35pt;mso-position-horizontal-relative:char;mso-position-vertical-relative:line" coordsize="71627,21761" o:gfxdata="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">
+              <v:group w14:anchorId="3E1CDECE" id="Group 1443" o:spid="_x0000_s1032" style="width:564pt;height:152.6pt;mso-position-horizontal-relative:char;mso-position-vertical-relative:line" coordsize="71627,19380" o:gfxdata="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">
                 <v:shape id="Shape 6" o:spid="_x0000_s1033" style="position:absolute;top:10668;width:67913;height:8667;visibility:visible;mso-wrap-style:square;v-text-anchor:top" coordsize="6791325,866775" o:gfxdata="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" path="m127000,l6664325,v127000,,127000,,127000,127000l6791325,739775v,127000,,127000,-127000,127000l127000,866775c,866775,,866775,,739775l,127000c,,,,127000,xe" filled="f" strokecolor="gray" strokeweight="1pt">
                   <v:stroke miterlimit="83231f" joinstyle="miter"/>
                   <v:path arrowok="t" textboxrect="0,0,6791325,866775"/>
                 </v:shape>
-                <v:rect id="Rectangle 8" o:spid="_x0000_s1034" style="position:absolute;left:190;top:20132;width:11541;height:1629;visibility:visible;mso-wrap-style:square;v-text-anchor:top" o:gfxdata="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" filled="f" stroked="f">
-                  <v:textbox inset="0,0,0,0">
-                    <w:txbxContent>
-                      <w:p>
-                        <w:r>
-                          <w:rPr>
-                            <w:rFonts w:ascii="Tahoma" w:eastAsia="Tahoma" w:hAnsi="Tahoma" w:cs="Tahoma"/>
-                            <w:sz w:val="16"/>
-                          </w:rPr>
-                          <w:t>Estimados señores:</w:t>
-                        </w:r>
-                      </w:p>
-                    </w:txbxContent>
-                  </v:textbox>
-                </v:rect>
-                <v:rect id="Rectangle 9" o:spid="_x0000_s1035" style="position:absolute;left:190;top:14988;width:3143;height:1630;visibility:visible;mso-wrap-style:square;v-text-anchor:top" o:gfxdata="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" filled="f" stroked="f">
+                <v:rect id="Rectangle 9" o:spid="_x0000_s1034" style="position:absolute;left:190;top:14988;width:3143;height:1630;visibility:visible;mso-wrap-style:square;v-text-anchor:top" o:gfxdata="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" filled="f" stroked="f">
                   <v:textbox inset="0,0,0,0">
                     <w:txbxContent>
                       <w:p>
@@ -2562,11 +2313,11 @@
                     </w:txbxContent>
                   </v:textbox>
                 </v:rect>
-                <v:shape id="Shape 17" o:spid="_x0000_s1036" style="position:absolute;left:46958;width:20860;height:10477;visibility:visible;mso-wrap-style:square;v-text-anchor:top" coordsize="2085975,1047750" o:gfxdata="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" path="m127000,l1958975,v127000,,127000,,127000,127000l2085975,920750v,127000,,127000,-127000,127000l127000,1047750c,1047750,,1047750,,920750l,127000c,,,,127000,xe" filled="f" strokecolor="gray" strokeweight="2pt">
+                <v:shape id="Shape 17" o:spid="_x0000_s1035" style="position:absolute;left:46958;width:20860;height:10477;visibility:visible;mso-wrap-style:square;v-text-anchor:top" coordsize="2085975,1047750" o:gfxdata="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" path="m127000,l1958975,v127000,,127000,,127000,127000l2085975,920750v,127000,,127000,-127000,127000l127000,1047750c,1047750,,1047750,,920750l,127000c,,,,127000,xe" filled="f" strokecolor="gray" strokeweight="2pt">
                   <v:stroke miterlimit="83231f" joinstyle="miter"/>
                   <v:path arrowok="t" textboxrect="0,0,2085975,1047750"/>
                 </v:shape>
-                <v:rect id="Rectangle 20" o:spid="_x0000_s1037" style="position:absolute;left:18137;top:2511;width:23630;height:1203;visibility:visible;mso-wrap-style:square;v-text-anchor:top" o:gfxdata="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" filled="f" stroked="f">
+                <v:rect id="Rectangle 20" o:spid="_x0000_s1036" style="position:absolute;left:18137;top:2511;width:23630;height:1203;visibility:visible;mso-wrap-style:square;v-text-anchor:top" o:gfxdata="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" filled="f" stroked="f">
                   <v:textbox inset="0,0,0,0">
                     <w:txbxContent>
                       <w:p>
@@ -2581,7 +2332,7 @@
                     </w:txbxContent>
                   </v:textbox>
                 </v:rect>
-                <v:rect id="Rectangle 21" o:spid="_x0000_s1038" style="position:absolute;left:48887;top:1440;width:22740;height:2648;visibility:visible;mso-wrap-style:square;v-text-anchor:top" o:gfxdata="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" filled="f" stroked="f">
+                <v:rect id="Rectangle 21" o:spid="_x0000_s1037" style="position:absolute;left:48887;top:1440;width:22740;height:2648;visibility:visible;mso-wrap-style:square;v-text-anchor:top" o:gfxdata="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" filled="f" stroked="f">
                   <v:textbox inset="0,0,0,0">
                     <w:txbxContent>
                       <w:p>
@@ -2605,7 +2356,7 @@
                     </w:txbxContent>
                   </v:textbox>
                 </v:rect>
-                <v:rect id="Rectangle 22" o:spid="_x0000_s1039" style="position:absolute;left:16023;top:6667;width:27634;height:1524;visibility:visible;mso-wrap-style:square;v-text-anchor:top" o:gfxdata="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" filled="f" stroked="f">
+                <v:rect id="Rectangle 22" o:spid="_x0000_s1038" style="position:absolute;left:16023;top:6667;width:27634;height:1524;visibility:visible;mso-wrap-style:square;v-text-anchor:top" o:gfxdata="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" filled="f" stroked="f">
                   <v:textbox inset="0,0,0,0">
                     <w:txbxContent>
                       <w:p>
@@ -2634,7 +2385,7 @@
                     </w:txbxContent>
                   </v:textbox>
                 </v:rect>
-                <v:rect id="Rectangle 23" o:spid="_x0000_s1040" style="position:absolute;left:51611;top:7747;width:18893;height:2444;visibility:visible;mso-wrap-style:square;v-text-anchor:top" o:gfxdata="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" filled="f" stroked="f">
+                <v:rect id="Rectangle 23" o:spid="_x0000_s1039" style="position:absolute;left:51611;top:7747;width:18893;height:2444;visibility:visible;mso-wrap-style:square;v-text-anchor:top" o:gfxdata="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" filled="f" stroked="f">
                   <v:textbox inset="0,0,0,0">
                     <w:txbxContent>
                       <w:p>
@@ -2681,16 +2432,7 @@
                             <w:b/>
                             <w:sz w:val="24"/>
                           </w:rPr>
-                          <w:t>_</w:t>
-                        </w:r>
-                        <w:proofErr w:type="gramStart"/>
-                        <w:r>
-                          <w:rPr>
-                            <w:rFonts w:ascii="Tahoma" w:eastAsia="Tahoma" w:hAnsi="Tahoma" w:cs="Tahoma"/>
-                            <w:b/>
-                            <w:sz w:val="24"/>
-                          </w:rPr>
-                          <w:t>pedido</w:t>
+                          <w:t>_pedido</w:t>
                         </w:r>
                         <w:proofErr w:type="spellEnd"/>
                         <w:r>
@@ -2699,23 +2441,14 @@
                             <w:b/>
                             <w:sz w:val="24"/>
                           </w:rPr>
-                          <w:t xml:space="preserve"> }</w:t>
-                        </w:r>
-                        <w:proofErr w:type="gramEnd"/>
-                        <w:r>
-                          <w:rPr>
-                            <w:rFonts w:ascii="Tahoma" w:eastAsia="Tahoma" w:hAnsi="Tahoma" w:cs="Tahoma"/>
-                            <w:b/>
-                            <w:sz w:val="24"/>
-                          </w:rPr>
-                          <w:t>}</w:t>
+                          <w:t xml:space="preserve"> }}</w:t>
                         </w:r>
                       </w:p>
                       <w:p/>
                     </w:txbxContent>
                   </v:textbox>
                 </v:rect>
-                <v:rect id="Rectangle 24" o:spid="_x0000_s1041" style="position:absolute;left:19071;top:643;width:46563;height:2241;visibility:visible;mso-wrap-style:square;v-text-anchor:top" o:gfxdata="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" filled="f" stroked="f">
+                <v:rect id="Rectangle 24" o:spid="_x0000_s1040" style="position:absolute;left:19071;top:643;width:46563;height:2241;visibility:visible;mso-wrap-style:square;v-text-anchor:top" o:gfxdata="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" filled="f" stroked="f">
                   <v:textbox inset="0,0,0,0">
                     <w:txbxContent>
                       <w:p>
@@ -2737,11 +2470,11 @@
                     </w:txbxContent>
                   </v:textbox>
                 </v:rect>
-                <v:shape id="Shape 1846" o:spid="_x0000_s1042" style="position:absolute;left:47053;top:3524;width:20669;height:3810;visibility:visible;mso-wrap-style:square;v-text-anchor:top" coordsize="2066925,381000" o:gfxdata="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" path="m,l2066925,r,381000l,381000,,e" fillcolor="#f2f2f2" strokecolor="gray" strokeweight="1pt">
+                <v:shape id="Shape 1846" o:spid="_x0000_s1041" style="position:absolute;left:47053;top:3524;width:20669;height:3810;visibility:visible;mso-wrap-style:square;v-text-anchor:top" coordsize="2066925,381000" o:gfxdata="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" path="m,l2066925,r,381000l,381000,,e" fillcolor="#f2f2f2" strokecolor="gray" strokeweight="1pt">
                   <v:stroke miterlimit="83231f" joinstyle="miter"/>
                   <v:path arrowok="t" textboxrect="0,0,2066925,381000"/>
                 </v:shape>
-                <v:rect id="Rectangle 26" o:spid="_x0000_s1043" style="position:absolute;left:48887;top:4320;width:17714;height:3314;visibility:visible;mso-wrap-style:square;v-text-anchor:top" o:gfxdata="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" filled="f" stroked="f">
+                <v:rect id="Rectangle 26" o:spid="_x0000_s1042" style="position:absolute;left:48887;top:4320;width:17714;height:3314;visibility:visible;mso-wrap-style:square;v-text-anchor:top" o:gfxdata="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" filled="f" stroked="f">
                   <v:textbox inset="0,0,0,0">
                     <w:txbxContent>
                       <w:p>
@@ -2757,7 +2490,7 @@
                     </w:txbxContent>
                   </v:textbox>
                 </v:rect>
-                <v:rect id="Rectangle 27" o:spid="_x0000_s1044" style="position:absolute;left:26068;top:3844;width:7808;height:1630;visibility:visible;mso-wrap-style:square;v-text-anchor:top" o:gfxdata="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" filled="f" stroked="f">
+                <v:rect id="Rectangle 27" o:spid="_x0000_s1043" style="position:absolute;left:26068;top:3844;width:7808;height:1630;visibility:visible;mso-wrap-style:square;v-text-anchor:top" o:gfxdata="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" filled="f" stroked="f">
                   <v:textbox inset="0,0,0,0">
                     <w:txbxContent>
                       <w:p>
@@ -2766,13 +2499,20 @@
                             <w:rFonts w:ascii="Tahoma" w:eastAsia="Tahoma" w:hAnsi="Tahoma" w:cs="Tahoma"/>
                             <w:sz w:val="16"/>
                           </w:rPr>
-                          <w:t xml:space="preserve"> LIMA - LIMA</w:t>
+                          <w:t xml:space="preserve"> LIMA - </w:t>
+                        </w:r>
+                        <w:r>
+                          <w:rPr>
+                            <w:rFonts w:ascii="Tahoma" w:eastAsia="Tahoma" w:hAnsi="Tahoma" w:cs="Tahoma"/>
+                            <w:sz w:val="16"/>
+                          </w:rPr>
+                          <w:t>COMAS</w:t>
                         </w:r>
                       </w:p>
                     </w:txbxContent>
                   </v:textbox>
                 </v:rect>
-                <v:rect id="Rectangle 1062" o:spid="_x0000_s1045" style="position:absolute;left:8142;top:12408;width:23549;height:1629;visibility:visible;mso-wrap-style:square;v-text-anchor:top" o:gfxdata="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" filled="f" stroked="f">
+                <v:rect id="Rectangle 1062" o:spid="_x0000_s1044" style="position:absolute;left:8142;top:12408;width:23549;height:1629;visibility:visible;mso-wrap-style:square;v-text-anchor:top" o:gfxdata="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" filled="f" stroked="f">
                   <v:textbox inset="0,0,0,0">
                     <w:txbxContent>
                       <w:p>
@@ -2809,16 +2549,7 @@
                             <w:sz w:val="16"/>
                             <w:szCs w:val="16"/>
                           </w:rPr>
-                          <w:t>_</w:t>
-                        </w:r>
-                        <w:proofErr w:type="gramStart"/>
-                        <w:r>
-                          <w:rPr>
-                            <w:rFonts w:ascii="Tahoma" w:hAnsi="Tahoma" w:cs="Tahoma"/>
-                            <w:sz w:val="16"/>
-                            <w:szCs w:val="16"/>
-                          </w:rPr>
-                          <w:t>nombre</w:t>
+                          <w:t>_nombre</w:t>
                         </w:r>
                         <w:proofErr w:type="spellEnd"/>
                         <w:r>
@@ -2827,22 +2558,13 @@
                             <w:sz w:val="16"/>
                             <w:szCs w:val="16"/>
                           </w:rPr>
-                          <w:t xml:space="preserve"> }</w:t>
-                        </w:r>
-                        <w:proofErr w:type="gramEnd"/>
-                        <w:r>
-                          <w:rPr>
-                            <w:rFonts w:ascii="Tahoma" w:hAnsi="Tahoma" w:cs="Tahoma"/>
-                            <w:sz w:val="16"/>
-                            <w:szCs w:val="16"/>
-                          </w:rPr>
-                          <w:t>}</w:t>
+                          <w:t xml:space="preserve"> }}</w:t>
                         </w:r>
                       </w:p>
                     </w:txbxContent>
                   </v:textbox>
                 </v:rect>
-                <v:rect id="Rectangle 1061" o:spid="_x0000_s1046" style="position:absolute;left:7524;top:12321;width:478;height:1630;visibility:visible;mso-wrap-style:square;v-text-anchor:top" o:gfxdata="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" filled="f" stroked="f">
+                <v:rect id="Rectangle 1061" o:spid="_x0000_s1045" style="position:absolute;left:7524;top:12321;width:478;height:1630;visibility:visible;mso-wrap-style:square;v-text-anchor:top" o:gfxdata="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" filled="f" stroked="f">
                   <v:textbox inset="0,0,0,0">
                     <w:txbxContent>
                       <w:p>
@@ -2857,7 +2579,7 @@
                     </w:txbxContent>
                   </v:textbox>
                 </v:rect>
-                <v:rect id="Rectangle 1063" o:spid="_x0000_s1047" style="position:absolute;left:7524;top:13655;width:478;height:1629;visibility:visible;mso-wrap-style:square;v-text-anchor:top" o:gfxdata="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" filled="f" stroked="f">
+                <v:rect id="Rectangle 1063" o:spid="_x0000_s1046" style="position:absolute;left:7524;top:13655;width:478;height:1629;visibility:visible;mso-wrap-style:square;v-text-anchor:top" o:gfxdata="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" filled="f" stroked="f">
                   <v:textbox inset="0,0,0,0">
                     <w:txbxContent>
                       <w:p>
@@ -2872,7 +2594,7 @@
                     </w:txbxContent>
                   </v:textbox>
                 </v:rect>
-                <v:rect id="Rectangle 1064" o:spid="_x0000_s1048" style="position:absolute;left:7883;top:13655;width:42976;height:1629;visibility:visible;mso-wrap-style:square;v-text-anchor:top" o:gfxdata="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" filled="f" stroked="f">
+                <v:rect id="Rectangle 1064" o:spid="_x0000_s1047" style="position:absolute;left:7883;top:13655;width:42976;height:1629;visibility:visible;mso-wrap-style:square;v-text-anchor:top" o:gfxdata="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" filled="f" stroked="f">
                   <v:textbox inset="0,0,0,0">
                     <w:txbxContent>
                       <w:p>
@@ -2905,15 +2627,7 @@
                             <w:rFonts w:ascii="Tahoma" w:eastAsia="Tahoma" w:hAnsi="Tahoma" w:cs="Tahoma"/>
                             <w:sz w:val="16"/>
                           </w:rPr>
-                          <w:t>_direccion_</w:t>
-                        </w:r>
-                        <w:proofErr w:type="gramStart"/>
-                        <w:r>
-                          <w:rPr>
-                            <w:rFonts w:ascii="Tahoma" w:eastAsia="Tahoma" w:hAnsi="Tahoma" w:cs="Tahoma"/>
-                            <w:sz w:val="16"/>
-                          </w:rPr>
-                          <w:t>fiscal</w:t>
+                          <w:t>_direccion_fiscal</w:t>
                         </w:r>
                         <w:proofErr w:type="spellEnd"/>
                         <w:r>
@@ -2921,21 +2635,13 @@
                             <w:rFonts w:ascii="Tahoma" w:eastAsia="Tahoma" w:hAnsi="Tahoma" w:cs="Tahoma"/>
                             <w:sz w:val="16"/>
                           </w:rPr>
-                          <w:t xml:space="preserve"> }</w:t>
-                        </w:r>
-                        <w:proofErr w:type="gramEnd"/>
-                        <w:r>
-                          <w:rPr>
-                            <w:rFonts w:ascii="Tahoma" w:eastAsia="Tahoma" w:hAnsi="Tahoma" w:cs="Tahoma"/>
-                            <w:sz w:val="16"/>
-                          </w:rPr>
-                          <w:t>}</w:t>
+                          <w:t xml:space="preserve"> }}</w:t>
                         </w:r>
                       </w:p>
                     </w:txbxContent>
                   </v:textbox>
                 </v:rect>
-                <v:rect id="Rectangle 30" o:spid="_x0000_s1049" style="position:absolute;left:7524;top:16322;width:478;height:1629;visibility:visible;mso-wrap-style:square;v-text-anchor:top" o:gfxdata="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" filled="f" stroked="f">
+                <v:rect id="Rectangle 30" o:spid="_x0000_s1048" style="position:absolute;left:7524;top:16322;width:478;height:1629;visibility:visible;mso-wrap-style:square;v-text-anchor:top" o:gfxdata="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" filled="f" stroked="f">
                   <v:textbox inset="0,0,0,0">
                     <w:txbxContent>
                       <w:p>
@@ -2950,7 +2656,7 @@
                     </w:txbxContent>
                   </v:textbox>
                 </v:rect>
-                <v:rect id="Rectangle 31" o:spid="_x0000_s1050" style="position:absolute;left:190;top:12321;width:4206;height:1630;visibility:visible;mso-wrap-style:square;v-text-anchor:top" o:gfxdata="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" filled="f" stroked="f">
+                <v:rect id="Rectangle 31" o:spid="_x0000_s1049" style="position:absolute;left:190;top:12321;width:4206;height:1630;visibility:visible;mso-wrap-style:square;v-text-anchor:top" o:gfxdata="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" filled="f" stroked="f">
                   <v:textbox inset="0,0,0,0">
                     <w:txbxContent>
                       <w:p>
@@ -2965,7 +2671,7 @@
                     </w:txbxContent>
                   </v:textbox>
                 </v:rect>
-                <v:rect id="Rectangle 32" o:spid="_x0000_s1051" style="position:absolute;left:190;top:13655;width:6999;height:1629;visibility:visible;mso-wrap-style:square;v-text-anchor:top" o:gfxdata="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" filled="f" stroked="f">
+                <v:rect id="Rectangle 32" o:spid="_x0000_s1050" style="position:absolute;left:190;top:13655;width:6999;height:1629;visibility:visible;mso-wrap-style:square;v-text-anchor:top" o:gfxdata="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" filled="f" stroked="f">
                   <v:textbox inset="0,0,0,0">
                     <w:txbxContent>
                       <w:p>
@@ -2980,7 +2686,7 @@
                     </w:txbxContent>
                   </v:textbox>
                 </v:rect>
-                <v:rect id="Rectangle 33" o:spid="_x0000_s1052" style="position:absolute;left:95;top:16227;width:6492;height:1629;visibility:visible;mso-wrap-style:square;v-text-anchor:top" o:gfxdata="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" filled="f" stroked="f">
+                <v:rect id="Rectangle 33" o:spid="_x0000_s1051" style="position:absolute;left:95;top:16227;width:6492;height:1629;visibility:visible;mso-wrap-style:square;v-text-anchor:top" o:gfxdata="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" filled="f" stroked="f">
                   <v:textbox inset="0,0,0,0">
                     <w:txbxContent>
                       <w:p>
@@ -2995,7 +2701,7 @@
                     </w:txbxContent>
                   </v:textbox>
                 </v:rect>
-                <v:rect id="Rectangle 34" o:spid="_x0000_s1053" style="position:absolute;left:40957;top:16417;width:2283;height:1630;visibility:visible;mso-wrap-style:square;v-text-anchor:top" o:gfxdata="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" filled="f" stroked="f">
+                <v:rect id="Rectangle 34" o:spid="_x0000_s1052" style="position:absolute;left:40957;top:16417;width:2283;height:1630;visibility:visible;mso-wrap-style:square;v-text-anchor:top" o:gfxdata="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" filled="f" stroked="f">
                   <v:textbox inset="0,0,0,0">
                     <w:txbxContent>
                       <w:p>
@@ -3010,7 +2716,7 @@
                     </w:txbxContent>
                   </v:textbox>
                 </v:rect>
-                <v:rect id="_x0000_s1054" style="position:absolute;left:190;top:10988;width:3995;height:1629;visibility:visible;mso-wrap-style:square;v-text-anchor:top" o:gfxdata="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" filled="f" stroked="f">
+                <v:rect id="_x0000_s1053" style="position:absolute;left:190;top:10988;width:3995;height:1629;visibility:visible;mso-wrap-style:square;v-text-anchor:top" o:gfxdata="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" filled="f" stroked="f">
                   <v:textbox inset="0,0,0,0">
                     <w:txbxContent>
                       <w:p>
@@ -3025,7 +2731,7 @@
                     </w:txbxContent>
                   </v:textbox>
                 </v:rect>
-                <v:rect id="Rectangle 36" o:spid="_x0000_s1055" style="position:absolute;left:7524;top:14988;width:478;height:1630;visibility:visible;mso-wrap-style:square;v-text-anchor:top" o:gfxdata="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" filled="f" stroked="f">
+                <v:rect id="Rectangle 36" o:spid="_x0000_s1054" style="position:absolute;left:7524;top:14988;width:478;height:1630;visibility:visible;mso-wrap-style:square;v-text-anchor:top" o:gfxdata="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" filled="f" stroked="f">
                   <v:textbox inset="0,0,0,0">
                     <w:txbxContent>
                       <w:p>
@@ -3040,7 +2746,7 @@
                     </w:txbxContent>
                   </v:textbox>
                 </v:rect>
-                <v:rect id="_x0000_s1056" style="position:absolute;left:47339;top:16322;width:477;height:1629;visibility:visible;mso-wrap-style:square;v-text-anchor:top" o:gfxdata="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" filled="f" stroked="f">
+                <v:rect id="_x0000_s1055" style="position:absolute;left:47339;top:16322;width:477;height:1629;visibility:visible;mso-wrap-style:square;v-text-anchor:top" o:gfxdata="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" filled="f" stroked="f">
                   <v:textbox inset="0,0,0,0">
                     <w:txbxContent>
                       <w:p>
@@ -3055,7 +2761,7 @@
                     </w:txbxContent>
                   </v:textbox>
                 </v:rect>
-                <v:rect id="Rectangle 1058" o:spid="_x0000_s1057" style="position:absolute;left:7524;top:10988;width:478;height:1629;visibility:visible;mso-wrap-style:square;v-text-anchor:top" o:gfxdata="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" filled="f" stroked="f">
+                <v:rect id="Rectangle 1058" o:spid="_x0000_s1056" style="position:absolute;left:7524;top:10988;width:478;height:1629;visibility:visible;mso-wrap-style:square;v-text-anchor:top" o:gfxdata="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" filled="f" stroked="f">
                   <v:textbox inset="0,0,0,0">
                     <w:txbxContent>
                       <w:p>
@@ -3070,7 +2776,7 @@
                     </w:txbxContent>
                   </v:textbox>
                 </v:rect>
-                <v:rect id="Rectangle 1060" o:spid="_x0000_s1058" style="position:absolute;left:7883;top:10988;width:422;height:1629;visibility:visible;mso-wrap-style:square;v-text-anchor:top" o:gfxdata="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" filled="f" stroked="f">
+                <v:rect id="Rectangle 1060" o:spid="_x0000_s1057" style="position:absolute;left:7883;top:10988;width:422;height:1629;visibility:visible;mso-wrap-style:square;v-text-anchor:top" o:gfxdata="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" filled="f" stroked="f">
                   <v:textbox inset="0,0,0,0">
                     <w:txbxContent>
                       <w:p>
@@ -3085,7 +2791,7 @@
                     </w:txbxContent>
                   </v:textbox>
                 </v:rect>
-                <v:rect id="Rectangle 1059" o:spid="_x0000_s1059" style="position:absolute;left:8200;top:10988;width:6925;height:1629;visibility:visible;mso-wrap-style:square;v-text-anchor:top" o:gfxdata="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" filled="f" stroked="f">
+                <v:rect id="Rectangle 1059" o:spid="_x0000_s1058" style="position:absolute;left:8200;top:10988;width:6925;height:1629;visibility:visible;mso-wrap-style:square;v-text-anchor:top" o:gfxdata="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" filled="f" stroked="f">
                   <v:textbox inset="0,0,0,0">
                     <w:txbxContent>
                       <w:p>
@@ -3119,7 +2825,7 @@
                     </w:txbxContent>
                   </v:textbox>
                 </v:rect>
-                <v:rect id="_x0000_s1060" style="position:absolute;left:190;top:17560;width:6849;height:1630;visibility:visible;mso-wrap-style:square;v-text-anchor:top" o:gfxdata="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" filled="f" stroked="f">
+                <v:rect id="Rectangle 39" o:spid="_x0000_s1059" style="position:absolute;left:190;top:17560;width:6849;height:1630;visibility:visible;mso-wrap-style:square;v-text-anchor:top" o:gfxdata="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" filled="f" stroked="f">
                   <v:textbox inset="0,0,0,0">
                     <w:txbxContent>
                       <w:p>
@@ -3134,7 +2840,7 @@
                     </w:txbxContent>
                   </v:textbox>
                 </v:rect>
-                <v:rect id="Rectangle 1065" o:spid="_x0000_s1061" style="position:absolute;left:7524;top:17655;width:478;height:1630;visibility:visible;mso-wrap-style:square;v-text-anchor:top" o:gfxdata="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" filled="f" stroked="f">
+                <v:rect id="Rectangle 1065" o:spid="_x0000_s1060" style="position:absolute;left:7524;top:17655;width:478;height:1630;visibility:visible;mso-wrap-style:square;v-text-anchor:top" o:gfxdata="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" filled="f" stroked="f">
                   <v:textbox inset="0,0,0,0">
                     <w:txbxContent>
                       <w:p>
@@ -3149,7 +2855,7 @@
                     </w:txbxContent>
                   </v:textbox>
                 </v:rect>
-                <v:rect id="Rectangle 1066" o:spid="_x0000_s1062" style="position:absolute;left:8002;top:17655;width:12215;height:1725;visibility:visible;mso-wrap-style:square;v-text-anchor:top" o:gfxdata="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" filled="f" stroked="f">
+                <v:rect id="Rectangle 1066" o:spid="_x0000_s1061" style="position:absolute;left:8002;top:17655;width:12215;height:1725;visibility:visible;mso-wrap-style:square;v-text-anchor:top" o:gfxdata="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" filled="f" stroked="f">
                   <v:textbox inset="0,0,0,0">
                     <w:txbxContent>
                       <w:p>
@@ -3176,15 +2882,7 @@
                             <w:rFonts w:ascii="Tahoma" w:eastAsia="Tahoma" w:hAnsi="Tahoma" w:cs="Tahoma"/>
                             <w:sz w:val="16"/>
                           </w:rPr>
-                          <w:t>_</w:t>
-                        </w:r>
-                        <w:proofErr w:type="gramStart"/>
-                        <w:r>
-                          <w:rPr>
-                            <w:rFonts w:ascii="Tahoma" w:eastAsia="Tahoma" w:hAnsi="Tahoma" w:cs="Tahoma"/>
-                            <w:sz w:val="16"/>
-                          </w:rPr>
-                          <w:t>nombre</w:t>
+                          <w:t>_nombre</w:t>
                         </w:r>
                         <w:proofErr w:type="spellEnd"/>
                         <w:r>
@@ -3192,15 +2890,7 @@
                             <w:rFonts w:ascii="Tahoma" w:eastAsia="Tahoma" w:hAnsi="Tahoma" w:cs="Tahoma"/>
                             <w:sz w:val="16"/>
                           </w:rPr>
-                          <w:t xml:space="preserve"> }</w:t>
-                        </w:r>
-                        <w:proofErr w:type="gramEnd"/>
-                        <w:r>
-                          <w:rPr>
-                            <w:rFonts w:ascii="Tahoma" w:eastAsia="Tahoma" w:hAnsi="Tahoma" w:cs="Tahoma"/>
-                            <w:sz w:val="16"/>
-                          </w:rPr>
-                          <w:t>}</w:t>
+                          <w:t xml:space="preserve"> }}</w:t>
                         </w:r>
                       </w:p>
                       <w:bookmarkEnd w:id="1"/>
@@ -3208,7 +2898,7 @@
                     </w:txbxContent>
                   </v:textbox>
                 </v:rect>
-                <v:rect id="_x0000_s1063" style="position:absolute;left:47328;top:17750;width:12771;height:1534;visibility:visible;mso-wrap-style:square;v-text-anchor:top" o:gfxdata="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" filled="f" stroked="f">
+                <v:rect id="_x0000_s1062" style="position:absolute;left:47328;top:17750;width:12771;height:1534;visibility:visible;mso-wrap-style:square;v-text-anchor:top" o:gfxdata="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" filled="f" stroked="f">
                   <v:textbox inset="0,0,0,0">
                     <w:txbxContent>
                       <w:p>
@@ -3241,15 +2931,7 @@
                             <w:rFonts w:ascii="Tahoma" w:eastAsia="Tahoma" w:hAnsi="Tahoma" w:cs="Tahoma"/>
                             <w:sz w:val="16"/>
                           </w:rPr>
-                          <w:t>_</w:t>
-                        </w:r>
-                        <w:proofErr w:type="gramStart"/>
-                        <w:r>
-                          <w:rPr>
-                            <w:rFonts w:ascii="Tahoma" w:eastAsia="Tahoma" w:hAnsi="Tahoma" w:cs="Tahoma"/>
-                            <w:sz w:val="16"/>
-                          </w:rPr>
-                          <w:t>vendedor</w:t>
+                          <w:t>_vendedor</w:t>
                         </w:r>
                         <w:proofErr w:type="spellEnd"/>
                         <w:r>
@@ -3257,21 +2939,13 @@
                             <w:rFonts w:ascii="Tahoma" w:eastAsia="Tahoma" w:hAnsi="Tahoma" w:cs="Tahoma"/>
                             <w:sz w:val="16"/>
                           </w:rPr>
-                          <w:t xml:space="preserve"> }</w:t>
-                        </w:r>
-                        <w:proofErr w:type="gramEnd"/>
-                        <w:r>
-                          <w:rPr>
-                            <w:rFonts w:ascii="Tahoma" w:eastAsia="Tahoma" w:hAnsi="Tahoma" w:cs="Tahoma"/>
-                            <w:sz w:val="16"/>
-                          </w:rPr>
-                          <w:t>}</w:t>
+                          <w:t xml:space="preserve"> }}</w:t>
                         </w:r>
                       </w:p>
                     </w:txbxContent>
                   </v:textbox>
                 </v:rect>
-                <v:rect id="Rectangle 42" o:spid="_x0000_s1064" style="position:absolute;left:40957;top:17751;width:6452;height:1629;visibility:visible;mso-wrap-style:square;v-text-anchor:top" o:gfxdata="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" filled="f" stroked="f">
+                <v:rect id="Rectangle 42" o:spid="_x0000_s1063" style="position:absolute;left:40957;top:17751;width:6452;height:1629;visibility:visible;mso-wrap-style:square;v-text-anchor:top" o:gfxdata="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" filled="f" stroked="f">
                   <v:textbox inset="0,0,0,0">
                     <w:txbxContent>
                       <w:p>
@@ -3286,23 +2960,26 @@
                     </w:txbxContent>
                   </v:textbox>
                 </v:rect>
-                <v:rect id="Rectangle 43" o:spid="_x0000_s1065" style="position:absolute;left:16023;top:5208;width:33470;height:1950;visibility:visible;mso-wrap-style:square;v-text-anchor:top" o:gfxdata="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" filled="f" stroked="f">
+                <v:rect id="Rectangle 43" o:spid="_x0000_s1064" style="position:absolute;left:16023;top:5208;width:33470;height:1950;visibility:visible;mso-wrap-style:square;v-text-anchor:top" o:gfxdata="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" filled="f" stroked="f">
                   <v:textbox inset="0,0,0,0">
                     <w:txbxContent>
                       <w:p>
+                        <w:pPr>
+                          <w:ind w:firstLine="708"/>
+                        </w:pPr>
                         <w:r>
                           <w:rPr>
                             <w:rFonts w:ascii="Tahoma" w:eastAsia="Tahoma" w:hAnsi="Tahoma" w:cs="Tahoma"/>
                             <w:sz w:val="16"/>
                           </w:rPr>
-                          <w:t xml:space="preserve">Teléfono: </w:t>
+                          <w:t xml:space="preserve">      </w:t>
                         </w:r>
                         <w:r>
                           <w:rPr>
                             <w:rFonts w:ascii="Tahoma" w:eastAsia="Tahoma" w:hAnsi="Tahoma" w:cs="Tahoma"/>
                             <w:sz w:val="16"/>
                           </w:rPr>
-                          <w:t>717 9148 – 717 9516 Cel: 940 479 303 – 992 519 846</w:t>
+                          <w:t>Cel: 940 479 303 – 992 519 846</w:t>
                         </w:r>
                       </w:p>
                     </w:txbxContent>
@@ -3324,13 +3001,6 @@
           <w:sz w:val="16"/>
         </w:rPr>
       </w:pPr>
-      <w:r>
-        <w:rPr>
-          <w:rFonts w:ascii="Tahoma" w:eastAsia="Tahoma" w:hAnsi="Tahoma" w:cs="Tahoma"/>
-          <w:sz w:val="16"/>
-        </w:rPr>
-        <w:t>Por medio de la presente nos es grato cotizarles lo siguiente:</w:t>
-      </w:r>
     </w:p>
     <w:tbl>
       <w:tblPr>
@@ -3348,8 +3018,8 @@
       </w:tblPr>
       <w:tblGrid>
         <w:gridCol w:w="822"/>
-        <w:gridCol w:w="1103"/>
-        <w:gridCol w:w="5099"/>
+        <w:gridCol w:w="1583"/>
+        <w:gridCol w:w="4619"/>
         <w:gridCol w:w="555"/>
         <w:gridCol w:w="133"/>
         <w:gridCol w:w="692"/>
@@ -3395,7 +3065,7 @@
         </w:tc>
         <w:tc>
           <w:tcPr>
-            <w:tcW w:w="1103" w:type="dxa"/>
+            <w:tcW w:w="1583" w:type="dxa"/>
             <w:tcBorders>
               <w:top w:val="single" w:sz="4" w:space="0" w:color="auto"/>
               <w:bottom w:val="nil"/>
@@ -3428,7 +3098,7 @@
         </w:tc>
         <w:tc>
           <w:tcPr>
-            <w:tcW w:w="5099" w:type="dxa"/>
+            <w:tcW w:w="4619" w:type="dxa"/>
             <w:tcBorders>
               <w:top w:val="single" w:sz="4" w:space="0" w:color="auto"/>
               <w:bottom w:val="nil"/>
@@ -3679,7 +3349,7 @@
         </w:tc>
         <w:tc>
           <w:tcPr>
-            <w:tcW w:w="1103" w:type="dxa"/>
+            <w:tcW w:w="1583" w:type="dxa"/>
             <w:tcBorders>
               <w:top w:val="nil"/>
               <w:bottom w:val="nil"/>
@@ -3703,7 +3373,7 @@
         </w:tc>
         <w:tc>
           <w:tcPr>
-            <w:tcW w:w="5099" w:type="dxa"/>
+            <w:tcW w:w="4619" w:type="dxa"/>
             <w:tcBorders>
               <w:top w:val="nil"/>
               <w:bottom w:val="nil"/>
@@ -3856,7 +3526,7 @@
         </w:tc>
         <w:tc>
           <w:tcPr>
-            <w:tcW w:w="1103" w:type="dxa"/>
+            <w:tcW w:w="1583" w:type="dxa"/>
             <w:tcBorders>
               <w:top w:val="nil"/>
             </w:tcBorders>
@@ -3903,7 +3573,7 @@
         </w:tc>
         <w:tc>
           <w:tcPr>
-            <w:tcW w:w="5099" w:type="dxa"/>
+            <w:tcW w:w="4619" w:type="dxa"/>
             <w:tcBorders>
               <w:top w:val="nil"/>
             </w:tcBorders>
@@ -4157,7 +3827,7 @@
         </w:tc>
         <w:tc>
           <w:tcPr>
-            <w:tcW w:w="1103" w:type="dxa"/>
+            <w:tcW w:w="1583" w:type="dxa"/>
             <w:vAlign w:val="center"/>
           </w:tcPr>
           <w:p>
@@ -4176,7 +3846,7 @@
         </w:tc>
         <w:tc>
           <w:tcPr>
-            <w:tcW w:w="5099" w:type="dxa"/>
+            <w:tcW w:w="4619" w:type="dxa"/>
             <w:vAlign w:val="center"/>
           </w:tcPr>
           <w:p>
@@ -4254,1049 +3924,6 @@
         </w:tc>
       </w:tr>
     </w:tbl>
-    <w:tbl>
-      <w:tblPr>
-        <w:tblStyle w:val="Tablaconcuadrcula"/>
-        <w:tblpPr w:leftFromText="141" w:rightFromText="141" w:vertAnchor="text" w:horzAnchor="page" w:tblpX="6676" w:tblpY="205"/>
-        <w:tblW w:w="0" w:type="auto"/>
-        <w:tblBorders>
-          <w:top w:val="none" w:sz="0" w:space="0" w:color="auto"/>
-          <w:left w:val="none" w:sz="0" w:space="0" w:color="auto"/>
-          <w:bottom w:val="none" w:sz="0" w:space="0" w:color="auto"/>
-          <w:right w:val="none" w:sz="0" w:space="0" w:color="auto"/>
-          <w:insideH w:val="none" w:sz="0" w:space="0" w:color="auto"/>
-          <w:insideV w:val="none" w:sz="0" w:space="0" w:color="auto"/>
-        </w:tblBorders>
-        <w:tblLook w:val="04A0" w:firstRow="1" w:lastRow="0" w:firstColumn="1" w:lastColumn="0" w:noHBand="0" w:noVBand="1"/>
-      </w:tblPr>
-      <w:tblGrid>
-        <w:gridCol w:w="1843"/>
-        <w:gridCol w:w="992"/>
-        <w:gridCol w:w="1778"/>
-        <w:gridCol w:w="65"/>
-      </w:tblGrid>
-      <w:tr>
-        <w:trPr>
-          <w:trHeight w:val="243"/>
-        </w:trPr>
-        <w:tc>
-          <w:tcPr>
-            <w:tcW w:w="1843" w:type="dxa"/>
-            <w:vAlign w:val="bottom"/>
-          </w:tcPr>
-          <w:p>
-            <w:pPr>
-              <w:spacing w:line="276" w:lineRule="auto"/>
-              <w:rPr>
-                <w:rFonts w:ascii="Arial" w:hAnsi="Arial" w:cs="Arial"/>
-                <w:sz w:val="18"/>
-                <w:szCs w:val="18"/>
-              </w:rPr>
-            </w:pPr>
-            <w:r>
-              <w:rPr>
-                <w:rFonts w:ascii="Arial" w:hAnsi="Arial" w:cs="Arial"/>
-                <w:sz w:val="18"/>
-                <w:szCs w:val="18"/>
-              </w:rPr>
-              <w:t>SUBTOTAL</w:t>
-            </w:r>
-          </w:p>
-        </w:tc>
-        <w:tc>
-          <w:tcPr>
-            <w:tcW w:w="992" w:type="dxa"/>
-          </w:tcPr>
-          <w:p>
-            <w:pPr>
-              <w:spacing w:line="276" w:lineRule="auto"/>
-              <w:rPr>
-                <w:rFonts w:ascii="Arial" w:hAnsi="Arial" w:cs="Arial"/>
-                <w:sz w:val="18"/>
-                <w:szCs w:val="18"/>
-              </w:rPr>
-            </w:pPr>
-            <w:r>
-              <w:rPr>
-                <w:rFonts w:ascii="Arial" w:hAnsi="Arial" w:cs="Arial"/>
-                <w:sz w:val="18"/>
-                <w:szCs w:val="18"/>
-              </w:rPr>
-              <w:t xml:space="preserve">: </w:t>
-            </w:r>
-            <w:proofErr w:type="gramStart"/>
-            <w:r>
-              <w:rPr>
-                <w:rFonts w:ascii="Arial" w:hAnsi="Arial" w:cs="Arial"/>
-                <w:sz w:val="18"/>
-                <w:szCs w:val="18"/>
-              </w:rPr>
-              <w:t>{{ simbolo</w:t>
-            </w:r>
-            <w:proofErr w:type="gramEnd"/>
-            <w:r>
-              <w:rPr>
-                <w:rFonts w:ascii="Arial" w:hAnsi="Arial" w:cs="Arial"/>
-                <w:sz w:val="18"/>
-                <w:szCs w:val="18"/>
-              </w:rPr>
-              <w:t xml:space="preserve"> </w:t>
-            </w:r>
-            <w:proofErr w:type="gramStart"/>
-            <w:r>
-              <w:rPr>
-                <w:rFonts w:ascii="Arial" w:hAnsi="Arial" w:cs="Arial"/>
-                <w:sz w:val="18"/>
-                <w:szCs w:val="18"/>
-              </w:rPr>
-              <w:t xml:space="preserve">}} </w:t>
-            </w:r>
-            <w:r>
-              <w:rPr>
-                <w:rFonts w:ascii="Arial" w:hAnsi="Arial" w:cs="Arial"/>
-                <w:sz w:val="18"/>
-                <w:szCs w:val="18"/>
-              </w:rPr>
-              <w:t xml:space="preserve">  </w:t>
-            </w:r>
-            <w:proofErr w:type="gramEnd"/>
-            <w:r>
-              <w:rPr>
-                <w:rFonts w:ascii="Arial" w:hAnsi="Arial" w:cs="Arial"/>
-                <w:sz w:val="18"/>
-                <w:szCs w:val="18"/>
-              </w:rPr>
-              <w:t xml:space="preserve">      </w:t>
-            </w:r>
-          </w:p>
-        </w:tc>
-        <w:tc>
-          <w:tcPr>
-            <w:tcW w:w="1843" w:type="dxa"/>
-            <w:gridSpan w:val="2"/>
-            <w:vAlign w:val="bottom"/>
-          </w:tcPr>
-          <w:p>
-            <w:pPr>
-              <w:spacing w:line="276" w:lineRule="auto"/>
-              <w:jc w:val="right"/>
-              <w:rPr>
-                <w:rFonts w:ascii="Arial" w:hAnsi="Arial" w:cs="Arial"/>
-                <w:sz w:val="18"/>
-                <w:szCs w:val="18"/>
-              </w:rPr>
-            </w:pPr>
-            <w:proofErr w:type="gramStart"/>
-            <w:r>
-              <w:rPr>
-                <w:rFonts w:ascii="Arial" w:hAnsi="Arial" w:cs="Arial"/>
-                <w:sz w:val="18"/>
-                <w:szCs w:val="18"/>
-              </w:rPr>
-              <w:t xml:space="preserve">{{ </w:t>
-            </w:r>
-            <w:proofErr w:type="spellStart"/>
-            <w:r>
-              <w:rPr>
-                <w:rFonts w:ascii="Arial" w:hAnsi="Arial" w:cs="Arial"/>
-                <w:sz w:val="18"/>
-                <w:szCs w:val="18"/>
-              </w:rPr>
-              <w:t>subtotal</w:t>
-            </w:r>
-            <w:proofErr w:type="gramEnd"/>
-            <w:r>
-              <w:rPr>
-                <w:rFonts w:ascii="Arial" w:hAnsi="Arial" w:cs="Arial"/>
-                <w:sz w:val="18"/>
-                <w:szCs w:val="18"/>
-              </w:rPr>
-              <w:t>_bruto</w:t>
-            </w:r>
-            <w:proofErr w:type="spellEnd"/>
-            <w:r>
-              <w:rPr>
-                <w:rFonts w:ascii="Arial" w:hAnsi="Arial" w:cs="Arial"/>
-                <w:sz w:val="18"/>
-                <w:szCs w:val="18"/>
-              </w:rPr>
-              <w:t xml:space="preserve"> }}</w:t>
-            </w:r>
-          </w:p>
-        </w:tc>
-      </w:tr>
-      <w:tr>
-        <w:trPr>
-          <w:gridAfter w:val="1"/>
-          <w:wAfter w:w="65" w:type="dxa"/>
-          <w:trHeight w:val="243"/>
-        </w:trPr>
-        <w:tc>
-          <w:tcPr>
-            <w:tcW w:w="1843" w:type="dxa"/>
-            <w:vAlign w:val="bottom"/>
-          </w:tcPr>
-          <w:p>
-            <w:pPr>
-              <w:spacing w:line="276" w:lineRule="auto"/>
-              <w:rPr>
-                <w:sz w:val="18"/>
-                <w:szCs w:val="18"/>
-              </w:rPr>
-            </w:pPr>
-            <w:proofErr w:type="gramStart"/>
-            <w:r>
-              <w:rPr>
-                <w:rFonts w:ascii="Arial" w:hAnsi="Arial" w:cs="Arial"/>
-                <w:sz w:val="18"/>
-                <w:szCs w:val="18"/>
-              </w:rPr>
-              <w:t xml:space="preserve">{{ </w:t>
-            </w:r>
-            <w:proofErr w:type="spellStart"/>
-            <w:r>
-              <w:rPr>
-                <w:rFonts w:ascii="Arial" w:hAnsi="Arial" w:cs="Arial"/>
-                <w:sz w:val="18"/>
-                <w:szCs w:val="18"/>
-              </w:rPr>
-              <w:t>label</w:t>
-            </w:r>
-            <w:proofErr w:type="gramEnd"/>
-            <w:r>
-              <w:rPr>
-                <w:rFonts w:ascii="Arial" w:hAnsi="Arial" w:cs="Arial"/>
-                <w:sz w:val="18"/>
-                <w:szCs w:val="18"/>
-              </w:rPr>
-              <w:t>_descuento</w:t>
-            </w:r>
-            <w:proofErr w:type="spellEnd"/>
-            <w:r>
-              <w:rPr>
-                <w:rFonts w:ascii="Arial" w:hAnsi="Arial" w:cs="Arial"/>
-                <w:sz w:val="18"/>
-                <w:szCs w:val="18"/>
-              </w:rPr>
-              <w:t xml:space="preserve"> }}</w:t>
-            </w:r>
-          </w:p>
-        </w:tc>
-        <w:tc>
-          <w:tcPr>
-            <w:tcW w:w="992" w:type="dxa"/>
-          </w:tcPr>
-          <w:p>
-            <w:pPr>
-              <w:spacing w:line="276" w:lineRule="auto"/>
-              <w:rPr>
-                <w:rFonts w:ascii="Arial" w:hAnsi="Arial" w:cs="Arial"/>
-                <w:sz w:val="18"/>
-                <w:szCs w:val="18"/>
-              </w:rPr>
-            </w:pPr>
-            <w:r>
-              <w:rPr>
-                <w:rFonts w:ascii="Arial" w:hAnsi="Arial" w:cs="Arial"/>
-                <w:sz w:val="18"/>
-                <w:szCs w:val="18"/>
-              </w:rPr>
-              <w:t xml:space="preserve">: </w:t>
-            </w:r>
-            <w:proofErr w:type="gramStart"/>
-            <w:r>
-              <w:rPr>
-                <w:rFonts w:ascii="Arial" w:hAnsi="Arial" w:cs="Arial"/>
-                <w:sz w:val="18"/>
-                <w:szCs w:val="18"/>
-              </w:rPr>
-              <w:t>{{ simbolo</w:t>
-            </w:r>
-            <w:proofErr w:type="gramEnd"/>
-            <w:r>
-              <w:rPr>
-                <w:rFonts w:ascii="Arial" w:hAnsi="Arial" w:cs="Arial"/>
-                <w:sz w:val="18"/>
-                <w:szCs w:val="18"/>
-              </w:rPr>
-              <w:t xml:space="preserve"> </w:t>
-            </w:r>
-            <w:proofErr w:type="gramStart"/>
-            <w:r>
-              <w:rPr>
-                <w:rFonts w:ascii="Arial" w:hAnsi="Arial" w:cs="Arial"/>
-                <w:sz w:val="18"/>
-                <w:szCs w:val="18"/>
-              </w:rPr>
-              <w:t xml:space="preserve">}} </w:t>
-            </w:r>
-            <w:r>
-              <w:rPr>
-                <w:rFonts w:ascii="Arial" w:hAnsi="Arial" w:cs="Arial"/>
-                <w:sz w:val="18"/>
-                <w:szCs w:val="18"/>
-              </w:rPr>
-              <w:t xml:space="preserve">  </w:t>
-            </w:r>
-            <w:proofErr w:type="gramEnd"/>
-            <w:r>
-              <w:rPr>
-                <w:rFonts w:ascii="Arial" w:hAnsi="Arial" w:cs="Arial"/>
-                <w:sz w:val="18"/>
-                <w:szCs w:val="18"/>
-              </w:rPr>
-              <w:t xml:space="preserve">      </w:t>
-            </w:r>
-          </w:p>
-        </w:tc>
-        <w:tc>
-          <w:tcPr>
-            <w:tcW w:w="1778" w:type="dxa"/>
-            <w:vAlign w:val="bottom"/>
-          </w:tcPr>
-          <w:p>
-            <w:pPr>
-              <w:spacing w:line="276" w:lineRule="auto"/>
-              <w:jc w:val="right"/>
-              <w:rPr>
-                <w:sz w:val="18"/>
-                <w:szCs w:val="18"/>
-              </w:rPr>
-            </w:pPr>
-            <w:proofErr w:type="gramStart"/>
-            <w:r>
-              <w:rPr>
-                <w:rFonts w:ascii="Arial" w:hAnsi="Arial" w:cs="Arial"/>
-                <w:sz w:val="18"/>
-                <w:szCs w:val="18"/>
-              </w:rPr>
-              <w:t xml:space="preserve">{{ </w:t>
-            </w:r>
-            <w:proofErr w:type="spellStart"/>
-            <w:r>
-              <w:rPr>
-                <w:rFonts w:ascii="Arial" w:hAnsi="Arial" w:cs="Arial"/>
-                <w:sz w:val="18"/>
-                <w:szCs w:val="18"/>
-              </w:rPr>
-              <w:t>monto</w:t>
-            </w:r>
-            <w:proofErr w:type="gramEnd"/>
-            <w:r>
-              <w:rPr>
-                <w:rFonts w:ascii="Arial" w:hAnsi="Arial" w:cs="Arial"/>
-                <w:sz w:val="18"/>
-                <w:szCs w:val="18"/>
-              </w:rPr>
-              <w:t>_descuento</w:t>
-            </w:r>
-            <w:proofErr w:type="spellEnd"/>
-            <w:r>
-              <w:rPr>
-                <w:rFonts w:ascii="Arial" w:hAnsi="Arial" w:cs="Arial"/>
-                <w:sz w:val="18"/>
-                <w:szCs w:val="18"/>
-              </w:rPr>
-              <w:t xml:space="preserve"> }}</w:t>
-            </w:r>
-          </w:p>
-        </w:tc>
-      </w:tr>
-      <w:tr>
-        <w:trPr>
-          <w:gridAfter w:val="1"/>
-          <w:wAfter w:w="65" w:type="dxa"/>
-          <w:trHeight w:val="146"/>
-        </w:trPr>
-        <w:tc>
-          <w:tcPr>
-            <w:tcW w:w="1843" w:type="dxa"/>
-            <w:vAlign w:val="bottom"/>
-          </w:tcPr>
-          <w:p>
-            <w:pPr>
-              <w:spacing w:line="276" w:lineRule="auto"/>
-              <w:rPr>
-                <w:sz w:val="18"/>
-                <w:szCs w:val="18"/>
-              </w:rPr>
-            </w:pPr>
-            <w:r>
-              <w:rPr>
-                <w:rFonts w:ascii="Arial" w:hAnsi="Arial" w:cs="Arial"/>
-                <w:sz w:val="18"/>
-                <w:szCs w:val="18"/>
-              </w:rPr>
-              <w:t>VALOR VENTA</w:t>
-            </w:r>
-          </w:p>
-        </w:tc>
-        <w:tc>
-          <w:tcPr>
-            <w:tcW w:w="992" w:type="dxa"/>
-          </w:tcPr>
-          <w:p>
-            <w:pPr>
-              <w:spacing w:line="276" w:lineRule="auto"/>
-              <w:rPr>
-                <w:rFonts w:ascii="Arial" w:hAnsi="Arial" w:cs="Arial"/>
-                <w:sz w:val="18"/>
-                <w:szCs w:val="18"/>
-              </w:rPr>
-            </w:pPr>
-            <w:r>
-              <w:rPr>
-                <w:rFonts w:ascii="Arial" w:hAnsi="Arial" w:cs="Arial"/>
-                <w:sz w:val="18"/>
-                <w:szCs w:val="18"/>
-              </w:rPr>
-              <w:t xml:space="preserve">: </w:t>
-            </w:r>
-            <w:proofErr w:type="gramStart"/>
-            <w:r>
-              <w:rPr>
-                <w:rFonts w:ascii="Arial" w:hAnsi="Arial" w:cs="Arial"/>
-                <w:sz w:val="18"/>
-                <w:szCs w:val="18"/>
-              </w:rPr>
-              <w:t>{{ simbolo</w:t>
-            </w:r>
-            <w:proofErr w:type="gramEnd"/>
-            <w:r>
-              <w:rPr>
-                <w:rFonts w:ascii="Arial" w:hAnsi="Arial" w:cs="Arial"/>
-                <w:sz w:val="18"/>
-                <w:szCs w:val="18"/>
-              </w:rPr>
-              <w:t xml:space="preserve"> </w:t>
-            </w:r>
-            <w:proofErr w:type="gramStart"/>
-            <w:r>
-              <w:rPr>
-                <w:rFonts w:ascii="Arial" w:hAnsi="Arial" w:cs="Arial"/>
-                <w:sz w:val="18"/>
-                <w:szCs w:val="18"/>
-              </w:rPr>
-              <w:t xml:space="preserve">}} </w:t>
-            </w:r>
-            <w:r>
-              <w:rPr>
-                <w:rFonts w:ascii="Arial" w:hAnsi="Arial" w:cs="Arial"/>
-                <w:sz w:val="18"/>
-                <w:szCs w:val="18"/>
-              </w:rPr>
-              <w:t xml:space="preserve">  </w:t>
-            </w:r>
-            <w:proofErr w:type="gramEnd"/>
-            <w:r>
-              <w:rPr>
-                <w:rFonts w:ascii="Arial" w:hAnsi="Arial" w:cs="Arial"/>
-                <w:sz w:val="18"/>
-                <w:szCs w:val="18"/>
-              </w:rPr>
-              <w:t xml:space="preserve">      </w:t>
-            </w:r>
-          </w:p>
-        </w:tc>
-        <w:tc>
-          <w:tcPr>
-            <w:tcW w:w="1778" w:type="dxa"/>
-            <w:vAlign w:val="bottom"/>
-          </w:tcPr>
-          <w:p>
-            <w:pPr>
-              <w:spacing w:line="276" w:lineRule="auto"/>
-              <w:jc w:val="right"/>
-              <w:rPr>
-                <w:sz w:val="18"/>
-                <w:szCs w:val="18"/>
-              </w:rPr>
-            </w:pPr>
-            <w:proofErr w:type="gramStart"/>
-            <w:r>
-              <w:rPr>
-                <w:rFonts w:ascii="Arial" w:hAnsi="Arial" w:cs="Arial"/>
-                <w:sz w:val="18"/>
-                <w:szCs w:val="18"/>
-              </w:rPr>
-              <w:t xml:space="preserve">{{ </w:t>
-            </w:r>
-            <w:proofErr w:type="spellStart"/>
-            <w:r>
-              <w:rPr>
-                <w:rFonts w:ascii="Arial" w:hAnsi="Arial" w:cs="Arial"/>
-                <w:sz w:val="18"/>
-                <w:szCs w:val="18"/>
-              </w:rPr>
-              <w:t>subtotal</w:t>
-            </w:r>
-            <w:proofErr w:type="gramEnd"/>
-            <w:r>
-              <w:rPr>
-                <w:rFonts w:ascii="Arial" w:hAnsi="Arial" w:cs="Arial"/>
-                <w:sz w:val="18"/>
-                <w:szCs w:val="18"/>
-              </w:rPr>
-              <w:t>_neto</w:t>
-            </w:r>
-            <w:proofErr w:type="spellEnd"/>
-            <w:r>
-              <w:rPr>
-                <w:rFonts w:ascii="Arial" w:hAnsi="Arial" w:cs="Arial"/>
-                <w:sz w:val="18"/>
-                <w:szCs w:val="18"/>
-              </w:rPr>
-              <w:t xml:space="preserve"> }}</w:t>
-            </w:r>
-          </w:p>
-        </w:tc>
-      </w:tr>
-      <w:tr>
-        <w:trPr>
-          <w:gridAfter w:val="1"/>
-          <w:wAfter w:w="65" w:type="dxa"/>
-          <w:trHeight w:val="146"/>
-        </w:trPr>
-        <w:tc>
-          <w:tcPr>
-            <w:tcW w:w="1843" w:type="dxa"/>
-            <w:tcBorders>
-              <w:bottom w:val="single" w:sz="4" w:space="0" w:color="auto"/>
-            </w:tcBorders>
-            <w:vAlign w:val="bottom"/>
-          </w:tcPr>
-          <w:p>
-            <w:pPr>
-              <w:spacing w:line="276" w:lineRule="auto"/>
-              <w:rPr>
-                <w:rFonts w:ascii="Arial" w:hAnsi="Arial" w:cs="Arial"/>
-                <w:sz w:val="18"/>
-                <w:szCs w:val="18"/>
-              </w:rPr>
-            </w:pPr>
-            <w:r>
-              <w:rPr>
-                <w:rFonts w:ascii="Arial" w:hAnsi="Arial" w:cs="Arial"/>
-                <w:sz w:val="18"/>
-                <w:szCs w:val="18"/>
-              </w:rPr>
-              <w:t>IGV (18%)</w:t>
-            </w:r>
-          </w:p>
-        </w:tc>
-        <w:tc>
-          <w:tcPr>
-            <w:tcW w:w="992" w:type="dxa"/>
-            <w:tcBorders>
-              <w:bottom w:val="single" w:sz="4" w:space="0" w:color="auto"/>
-            </w:tcBorders>
-          </w:tcPr>
-          <w:p>
-            <w:pPr>
-              <w:spacing w:line="276" w:lineRule="auto"/>
-              <w:rPr>
-                <w:rFonts w:ascii="Arial" w:hAnsi="Arial" w:cs="Arial"/>
-                <w:sz w:val="18"/>
-                <w:szCs w:val="18"/>
-              </w:rPr>
-            </w:pPr>
-            <w:r>
-              <w:rPr>
-                <w:rFonts w:ascii="Arial" w:hAnsi="Arial" w:cs="Arial"/>
-                <w:sz w:val="18"/>
-                <w:szCs w:val="18"/>
-              </w:rPr>
-              <w:t>:</w:t>
-            </w:r>
-            <w:r>
-              <w:rPr>
-                <w:rFonts w:ascii="Arial" w:hAnsi="Arial" w:cs="Arial"/>
-                <w:sz w:val="18"/>
-                <w:szCs w:val="18"/>
-              </w:rPr>
-              <w:t xml:space="preserve"> </w:t>
-            </w:r>
-            <w:proofErr w:type="gramStart"/>
-            <w:r>
-              <w:rPr>
-                <w:rFonts w:ascii="Arial" w:hAnsi="Arial" w:cs="Arial"/>
-                <w:sz w:val="18"/>
-                <w:szCs w:val="18"/>
-              </w:rPr>
-              <w:t>{{ simbolo</w:t>
-            </w:r>
-            <w:proofErr w:type="gramEnd"/>
-            <w:r>
-              <w:rPr>
-                <w:rFonts w:ascii="Arial" w:hAnsi="Arial" w:cs="Arial"/>
-                <w:sz w:val="18"/>
-                <w:szCs w:val="18"/>
-              </w:rPr>
-              <w:t xml:space="preserve"> </w:t>
-            </w:r>
-            <w:proofErr w:type="gramStart"/>
-            <w:r>
-              <w:rPr>
-                <w:rFonts w:ascii="Arial" w:hAnsi="Arial" w:cs="Arial"/>
-                <w:sz w:val="18"/>
-                <w:szCs w:val="18"/>
-              </w:rPr>
-              <w:t xml:space="preserve">}} </w:t>
-            </w:r>
-            <w:r>
-              <w:rPr>
-                <w:rFonts w:ascii="Arial" w:hAnsi="Arial" w:cs="Arial"/>
-                <w:sz w:val="18"/>
-                <w:szCs w:val="18"/>
-              </w:rPr>
-              <w:t xml:space="preserve">  </w:t>
-            </w:r>
-            <w:proofErr w:type="gramEnd"/>
-            <w:r>
-              <w:rPr>
-                <w:rFonts w:ascii="Arial" w:hAnsi="Arial" w:cs="Arial"/>
-                <w:sz w:val="18"/>
-                <w:szCs w:val="18"/>
-              </w:rPr>
-              <w:t xml:space="preserve">      </w:t>
-            </w:r>
-          </w:p>
-        </w:tc>
-        <w:tc>
-          <w:tcPr>
-            <w:tcW w:w="1778" w:type="dxa"/>
-            <w:tcBorders>
-              <w:bottom w:val="single" w:sz="4" w:space="0" w:color="auto"/>
-            </w:tcBorders>
-            <w:vAlign w:val="bottom"/>
-          </w:tcPr>
-          <w:p>
-            <w:pPr>
-              <w:spacing w:line="276" w:lineRule="auto"/>
-              <w:jc w:val="right"/>
-              <w:rPr>
-                <w:rFonts w:ascii="Arial" w:hAnsi="Arial" w:cs="Arial"/>
-                <w:sz w:val="18"/>
-                <w:szCs w:val="18"/>
-              </w:rPr>
-            </w:pPr>
-            <w:proofErr w:type="gramStart"/>
-            <w:r>
-              <w:rPr>
-                <w:rFonts w:ascii="Arial" w:hAnsi="Arial" w:cs="Arial"/>
-                <w:sz w:val="18"/>
-                <w:szCs w:val="18"/>
-              </w:rPr>
-              <w:t>{{ igv</w:t>
-            </w:r>
-            <w:proofErr w:type="gramEnd"/>
-            <w:r>
-              <w:rPr>
-                <w:rFonts w:ascii="Arial" w:hAnsi="Arial" w:cs="Arial"/>
-                <w:sz w:val="18"/>
-                <w:szCs w:val="18"/>
-              </w:rPr>
-              <w:t xml:space="preserve"> }}</w:t>
-            </w:r>
-          </w:p>
-        </w:tc>
-      </w:tr>
-      <w:tr>
-        <w:trPr>
-          <w:gridAfter w:val="1"/>
-          <w:wAfter w:w="65" w:type="dxa"/>
-          <w:trHeight w:val="233"/>
-        </w:trPr>
-        <w:tc>
-          <w:tcPr>
-            <w:tcW w:w="1843" w:type="dxa"/>
-            <w:tcBorders>
-              <w:top w:val="single" w:sz="4" w:space="0" w:color="auto"/>
-              <w:left w:val="single" w:sz="4" w:space="0" w:color="auto"/>
-              <w:bottom w:val="single" w:sz="4" w:space="0" w:color="auto"/>
-            </w:tcBorders>
-            <w:shd w:val="clear" w:color="auto" w:fill="E7E6E6" w:themeFill="background2"/>
-            <w:vAlign w:val="bottom"/>
-          </w:tcPr>
-          <w:p>
-            <w:pPr>
-              <w:spacing w:line="276" w:lineRule="auto"/>
-              <w:rPr>
-                <w:b/>
-                <w:bCs/>
-                <w:sz w:val="18"/>
-                <w:szCs w:val="18"/>
-              </w:rPr>
-            </w:pPr>
-            <w:r>
-              <w:rPr>
-                <w:rFonts w:ascii="Arial" w:hAnsi="Arial" w:cs="Arial"/>
-                <w:b/>
-                <w:bCs/>
-                <w:sz w:val="18"/>
-                <w:szCs w:val="18"/>
-              </w:rPr>
-              <w:t>TOTAL</w:t>
-            </w:r>
-          </w:p>
-        </w:tc>
-        <w:tc>
-          <w:tcPr>
-            <w:tcW w:w="992" w:type="dxa"/>
-            <w:tcBorders>
-              <w:top w:val="single" w:sz="4" w:space="0" w:color="auto"/>
-              <w:bottom w:val="single" w:sz="4" w:space="0" w:color="auto"/>
-            </w:tcBorders>
-            <w:shd w:val="clear" w:color="auto" w:fill="E7E6E6" w:themeFill="background2"/>
-          </w:tcPr>
-          <w:p>
-            <w:pPr>
-              <w:spacing w:line="276" w:lineRule="auto"/>
-              <w:rPr>
-                <w:rFonts w:ascii="Arial" w:hAnsi="Arial" w:cs="Arial"/>
-                <w:b/>
-                <w:bCs/>
-                <w:sz w:val="18"/>
-                <w:szCs w:val="18"/>
-              </w:rPr>
-            </w:pPr>
-            <w:r>
-              <w:rPr>
-                <w:rFonts w:ascii="Arial" w:hAnsi="Arial" w:cs="Arial"/>
-                <w:b/>
-                <w:bCs/>
-                <w:sz w:val="18"/>
-                <w:szCs w:val="18"/>
-              </w:rPr>
-              <w:t xml:space="preserve">: </w:t>
-            </w:r>
-            <w:proofErr w:type="gramStart"/>
-            <w:r>
-              <w:rPr>
-                <w:rFonts w:ascii="Arial" w:hAnsi="Arial" w:cs="Arial"/>
-                <w:b/>
-                <w:bCs/>
-                <w:sz w:val="18"/>
-                <w:szCs w:val="18"/>
-              </w:rPr>
-              <w:t>{{ simbolo</w:t>
-            </w:r>
-            <w:proofErr w:type="gramEnd"/>
-            <w:r>
-              <w:rPr>
-                <w:rFonts w:ascii="Arial" w:hAnsi="Arial" w:cs="Arial"/>
-                <w:b/>
-                <w:bCs/>
-                <w:sz w:val="18"/>
-                <w:szCs w:val="18"/>
-              </w:rPr>
-              <w:t xml:space="preserve"> </w:t>
-            </w:r>
-            <w:proofErr w:type="gramStart"/>
-            <w:r>
-              <w:rPr>
-                <w:rFonts w:ascii="Arial" w:hAnsi="Arial" w:cs="Arial"/>
-                <w:b/>
-                <w:bCs/>
-                <w:sz w:val="18"/>
-                <w:szCs w:val="18"/>
-              </w:rPr>
-              <w:t xml:space="preserve">}}   </w:t>
-            </w:r>
-            <w:proofErr w:type="gramEnd"/>
-            <w:r>
-              <w:rPr>
-                <w:rFonts w:ascii="Arial" w:hAnsi="Arial" w:cs="Arial"/>
-                <w:b/>
-                <w:bCs/>
-                <w:sz w:val="18"/>
-                <w:szCs w:val="18"/>
-              </w:rPr>
-              <w:t xml:space="preserve">      </w:t>
-            </w:r>
-          </w:p>
-        </w:tc>
-        <w:tc>
-          <w:tcPr>
-            <w:tcW w:w="1778" w:type="dxa"/>
-            <w:tcBorders>
-              <w:top w:val="single" w:sz="4" w:space="0" w:color="auto"/>
-              <w:bottom w:val="single" w:sz="4" w:space="0" w:color="auto"/>
-              <w:right w:val="single" w:sz="4" w:space="0" w:color="auto"/>
-            </w:tcBorders>
-            <w:shd w:val="clear" w:color="auto" w:fill="E7E6E6" w:themeFill="background2"/>
-            <w:vAlign w:val="bottom"/>
-          </w:tcPr>
-          <w:p>
-            <w:pPr>
-              <w:spacing w:line="276" w:lineRule="auto"/>
-              <w:jc w:val="right"/>
-              <w:rPr>
-                <w:b/>
-                <w:bCs/>
-                <w:sz w:val="18"/>
-                <w:szCs w:val="18"/>
-              </w:rPr>
-            </w:pPr>
-            <w:proofErr w:type="gramStart"/>
-            <w:r>
-              <w:rPr>
-                <w:rFonts w:ascii="Arial" w:hAnsi="Arial" w:cs="Arial"/>
-                <w:b/>
-                <w:bCs/>
-                <w:sz w:val="18"/>
-                <w:szCs w:val="18"/>
-              </w:rPr>
-              <w:t>{{ total</w:t>
-            </w:r>
-            <w:proofErr w:type="gramEnd"/>
-            <w:r>
-              <w:rPr>
-                <w:rFonts w:ascii="Arial" w:hAnsi="Arial" w:cs="Arial"/>
-                <w:b/>
-                <w:bCs/>
-                <w:sz w:val="18"/>
-                <w:szCs w:val="18"/>
-              </w:rPr>
-              <w:t xml:space="preserve"> }}</w:t>
-            </w:r>
-          </w:p>
-        </w:tc>
-      </w:tr>
-    </w:tbl>
-    <w:p>
-      <w:pPr>
-        <w:spacing w:after="0"/>
-        <w:rPr>
-          <w:b/>
-          <w:bCs/>
-        </w:rPr>
-      </w:pPr>
-      <w:r>
-        <w:rPr>
-          <w:noProof/>
-        </w:rPr>
-        <mc:AlternateContent>
-          <mc:Choice Requires="wps">
-            <w:drawing>
-              <wp:anchor distT="0" distB="0" distL="114300" distR="114300" simplePos="0" relativeHeight="251672576" behindDoc="0" locked="0" layoutInCell="1" allowOverlap="1" wp14:anchorId="1CD62D1E" wp14:editId="3474AE1E">
-                <wp:simplePos x="0" y="0"/>
-                <wp:positionH relativeFrom="margin">
-                  <wp:align>left</wp:align>
-                </wp:positionH>
-                <wp:positionV relativeFrom="paragraph">
-                  <wp:posOffset>5080</wp:posOffset>
-                </wp:positionV>
-                <wp:extent cx="4346399" cy="192405"/>
-                <wp:effectExtent l="0" t="0" r="0" b="0"/>
-                <wp:wrapNone/>
-                <wp:docPr id="1675544996" name="Rectangle 39"/>
-                <wp:cNvGraphicFramePr/>
-                <a:graphic xmlns:a="http://schemas.openxmlformats.org/drawingml/2006/main">
-                  <a:graphicData uri="http://schemas.microsoft.com/office/word/2010/wordprocessingShape">
-                    <wps:wsp>
-                      <wps:cNvSpPr/>
-                      <wps:spPr>
-                        <a:xfrm>
-                          <a:off x="0" y="0"/>
-                          <a:ext cx="4346399" cy="192405"/>
-                        </a:xfrm>
-                        <a:prstGeom prst="rect">
-                          <a:avLst/>
-                        </a:prstGeom>
-                        <a:ln>
-                          <a:noFill/>
-                        </a:ln>
-                      </wps:spPr>
-                      <wps:txbx>
-                        <w:txbxContent>
-                          <w:p>
-                            <w:pPr>
-                              <w:rPr>
-                                <w:rFonts w:ascii="Tahoma" w:eastAsia="Tahoma" w:hAnsi="Tahoma" w:cs="Tahoma"/>
-                                <w:sz w:val="16"/>
-                                <w:lang w:val="es-MX"/>
-                              </w:rPr>
-                            </w:pPr>
-                            <w:r>
-                              <w:rPr>
-                                <w:rFonts w:ascii="Tahoma" w:eastAsia="Tahoma" w:hAnsi="Tahoma" w:cs="Tahoma"/>
-                                <w:sz w:val="16"/>
-                                <w:lang w:val="es-MX"/>
-                              </w:rPr>
-                              <w:t xml:space="preserve">SON: </w:t>
-                            </w:r>
-                            <w:proofErr w:type="gramStart"/>
-                            <w:r>
-                              <w:rPr>
-                                <w:rFonts w:ascii="Tahoma" w:eastAsia="Tahoma" w:hAnsi="Tahoma" w:cs="Tahoma"/>
-                                <w:sz w:val="16"/>
-                                <w:lang w:val="es-MX"/>
-                              </w:rPr>
-                              <w:t xml:space="preserve">{{ </w:t>
-                            </w:r>
-                            <w:proofErr w:type="spellStart"/>
-                            <w:r>
-                              <w:rPr>
-                                <w:rFonts w:ascii="Tahoma" w:eastAsia="Tahoma" w:hAnsi="Tahoma" w:cs="Tahoma"/>
-                                <w:sz w:val="16"/>
-                                <w:lang w:val="es-MX"/>
-                              </w:rPr>
-                              <w:t>son</w:t>
-                            </w:r>
-                            <w:proofErr w:type="gramEnd"/>
-                            <w:r>
-                              <w:rPr>
-                                <w:rFonts w:ascii="Tahoma" w:eastAsia="Tahoma" w:hAnsi="Tahoma" w:cs="Tahoma"/>
-                                <w:sz w:val="16"/>
-                                <w:lang w:val="es-MX"/>
-                              </w:rPr>
-                              <w:t>_</w:t>
-                            </w:r>
-                            <w:proofErr w:type="gramStart"/>
-                            <w:r>
-                              <w:rPr>
-                                <w:rFonts w:ascii="Tahoma" w:eastAsia="Tahoma" w:hAnsi="Tahoma" w:cs="Tahoma"/>
-                                <w:sz w:val="16"/>
-                                <w:lang w:val="es-MX"/>
-                              </w:rPr>
-                              <w:t>letras</w:t>
-                            </w:r>
-                            <w:proofErr w:type="spellEnd"/>
-                            <w:r>
-                              <w:rPr>
-                                <w:rFonts w:ascii="Tahoma" w:eastAsia="Tahoma" w:hAnsi="Tahoma" w:cs="Tahoma"/>
-                                <w:sz w:val="16"/>
-                                <w:lang w:val="es-MX"/>
-                              </w:rPr>
-                              <w:t xml:space="preserve"> }</w:t>
-                            </w:r>
-                            <w:proofErr w:type="gramEnd"/>
-                            <w:r>
-                              <w:rPr>
-                                <w:rFonts w:ascii="Tahoma" w:eastAsia="Tahoma" w:hAnsi="Tahoma" w:cs="Tahoma"/>
-                                <w:sz w:val="16"/>
-                                <w:lang w:val="es-MX"/>
-                              </w:rPr>
-                              <w:t>}</w:t>
-                            </w:r>
-                          </w:p>
-                          <w:p>
-                            <w:pPr>
-                              <w:rPr>
-                                <w:lang w:val="es-MX"/>
-                              </w:rPr>
-                            </w:pPr>
-                          </w:p>
-                        </w:txbxContent>
-                      </wps:txbx>
-                      <wps:bodyPr horzOverflow="overflow" vert="horz" wrap="square" lIns="0" tIns="0" rIns="0" bIns="0" rtlCol="0">
-                        <a:noAutofit/>
-                      </wps:bodyPr>
-                    </wps:wsp>
-                  </a:graphicData>
-                </a:graphic>
-                <wp14:sizeRelH relativeFrom="margin">
-                  <wp14:pctWidth>0</wp14:pctWidth>
-                </wp14:sizeRelH>
-                <wp14:sizeRelV relativeFrom="margin">
-                  <wp14:pctHeight>0</wp14:pctHeight>
-                </wp14:sizeRelV>
-              </wp:anchor>
-            </w:drawing>
-          </mc:Choice>
-          <mc:Fallback>
-            <w:pict>
-              <v:rect w14:anchorId="1CD62D1E" id="Rectangle 39" o:spid="_x0000_s1066" style="position:absolute;margin-left:0;margin-top:.4pt;width:342.25pt;height:15.15pt;z-index:251672576;visibility:visible;mso-wrap-style:square;mso-width-percent:0;mso-height-percent:0;mso-wrap-distance-left:9pt;mso-wrap-distance-top:0;mso-wrap-distance-right:9pt;mso-wrap-distance-bottom:0;mso-position-horizontal:left;mso-position-horizontal-relative:margin;mso-position-vertical:absolute;mso-position-vertical-relative:text;mso-width-percent:0;mso-height-percent:0;mso-width-relative:margin;mso-height-relative:margin;v-text-anchor:top" o:gfxdata="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" filled="f" stroked="f">
-                <v:textbox inset="0,0,0,0">
-                  <w:txbxContent>
-                    <w:p>
-                      <w:pPr>
-                        <w:rPr>
-                          <w:rFonts w:ascii="Tahoma" w:eastAsia="Tahoma" w:hAnsi="Tahoma" w:cs="Tahoma"/>
-                          <w:sz w:val="16"/>
-                          <w:lang w:val="es-MX"/>
-                        </w:rPr>
-                      </w:pPr>
-                      <w:r>
-                        <w:rPr>
-                          <w:rFonts w:ascii="Tahoma" w:eastAsia="Tahoma" w:hAnsi="Tahoma" w:cs="Tahoma"/>
-                          <w:sz w:val="16"/>
-                          <w:lang w:val="es-MX"/>
-                        </w:rPr>
-                        <w:t xml:space="preserve">SON: </w:t>
-                      </w:r>
-                      <w:proofErr w:type="gramStart"/>
-                      <w:r>
-                        <w:rPr>
-                          <w:rFonts w:ascii="Tahoma" w:eastAsia="Tahoma" w:hAnsi="Tahoma" w:cs="Tahoma"/>
-                          <w:sz w:val="16"/>
-                          <w:lang w:val="es-MX"/>
-                        </w:rPr>
-                        <w:t xml:space="preserve">{{ </w:t>
-                      </w:r>
-                      <w:proofErr w:type="spellStart"/>
-                      <w:r>
-                        <w:rPr>
-                          <w:rFonts w:ascii="Tahoma" w:eastAsia="Tahoma" w:hAnsi="Tahoma" w:cs="Tahoma"/>
-                          <w:sz w:val="16"/>
-                          <w:lang w:val="es-MX"/>
-                        </w:rPr>
-                        <w:t>son</w:t>
-                      </w:r>
-                      <w:proofErr w:type="gramEnd"/>
-                      <w:r>
-                        <w:rPr>
-                          <w:rFonts w:ascii="Tahoma" w:eastAsia="Tahoma" w:hAnsi="Tahoma" w:cs="Tahoma"/>
-                          <w:sz w:val="16"/>
-                          <w:lang w:val="es-MX"/>
-                        </w:rPr>
-                        <w:t>_</w:t>
-                      </w:r>
-                      <w:proofErr w:type="gramStart"/>
-                      <w:r>
-                        <w:rPr>
-                          <w:rFonts w:ascii="Tahoma" w:eastAsia="Tahoma" w:hAnsi="Tahoma" w:cs="Tahoma"/>
-                          <w:sz w:val="16"/>
-                          <w:lang w:val="es-MX"/>
-                        </w:rPr>
-                        <w:t>letras</w:t>
-                      </w:r>
-                      <w:proofErr w:type="spellEnd"/>
-                      <w:r>
-                        <w:rPr>
-                          <w:rFonts w:ascii="Tahoma" w:eastAsia="Tahoma" w:hAnsi="Tahoma" w:cs="Tahoma"/>
-                          <w:sz w:val="16"/>
-                          <w:lang w:val="es-MX"/>
-                        </w:rPr>
-                        <w:t xml:space="preserve"> }</w:t>
-                      </w:r>
-                      <w:proofErr w:type="gramEnd"/>
-                      <w:r>
-                        <w:rPr>
-                          <w:rFonts w:ascii="Tahoma" w:eastAsia="Tahoma" w:hAnsi="Tahoma" w:cs="Tahoma"/>
-                          <w:sz w:val="16"/>
-                          <w:lang w:val="es-MX"/>
-                        </w:rPr>
-                        <w:t>}</w:t>
-                      </w:r>
-                    </w:p>
-                    <w:p>
-                      <w:pPr>
-                        <w:rPr>
-                          <w:lang w:val="es-MX"/>
-                        </w:rPr>
-                      </w:pPr>
-                    </w:p>
-                  </w:txbxContent>
-                </v:textbox>
-                <w10:wrap anchorx="margin"/>
-              </v:rect>
-            </w:pict>
-          </mc:Fallback>
-        </mc:AlternateContent>
-      </w:r>
-    </w:p>
     <w:p>
       <w:pPr>
         <w:spacing w:after="0"/>
@@ -5353,90 +3980,12 @@
     </w:p>
     <w:p>
       <w:pPr>
-        <w:pBdr>
-          <w:top w:val="single" w:sz="8" w:space="0" w:color="000000"/>
-          <w:left w:val="single" w:sz="8" w:space="0" w:color="000000"/>
-          <w:bottom w:val="single" w:sz="8" w:space="0" w:color="000000"/>
-          <w:right w:val="single" w:sz="8" w:space="23" w:color="000000"/>
-        </w:pBdr>
-        <w:spacing w:after="27" w:line="265" w:lineRule="auto"/>
-        <w:ind w:left="145" w:hanging="10"/>
-        <w:rPr>
-          <w:rFonts w:ascii="Tahoma" w:eastAsia="Tahoma" w:hAnsi="Tahoma" w:cs="Tahoma"/>
-          <w:sz w:val="16"/>
+        <w:spacing w:after="0"/>
+        <w:rPr>
+          <w:b/>
+          <w:bCs/>
         </w:rPr>
       </w:pPr>
-      <w:r>
-        <w:rPr>
-          <w:rFonts w:ascii="Tahoma" w:eastAsia="Tahoma" w:hAnsi="Tahoma" w:cs="Tahoma"/>
-          <w:sz w:val="16"/>
-        </w:rPr>
-        <w:t xml:space="preserve">CONDICION DE </w:t>
-      </w:r>
-      <w:proofErr w:type="gramStart"/>
-      <w:r>
-        <w:rPr>
-          <w:rFonts w:ascii="Tahoma" w:eastAsia="Tahoma" w:hAnsi="Tahoma" w:cs="Tahoma"/>
-          <w:sz w:val="16"/>
-        </w:rPr>
-        <w:t>PAGO :</w:t>
-      </w:r>
-      <w:proofErr w:type="gramEnd"/>
-      <w:r>
-        <w:rPr>
-          <w:rFonts w:ascii="Tahoma" w:eastAsia="Tahoma" w:hAnsi="Tahoma" w:cs="Tahoma"/>
-          <w:sz w:val="16"/>
-        </w:rPr>
-        <w:t xml:space="preserve"> </w:t>
-      </w:r>
-      <w:proofErr w:type="gramStart"/>
-      <w:r>
-        <w:rPr>
-          <w:rFonts w:ascii="Tahoma" w:eastAsia="Tahoma" w:hAnsi="Tahoma" w:cs="Tahoma"/>
-          <w:sz w:val="16"/>
-        </w:rPr>
-        <w:t xml:space="preserve">{{ </w:t>
-      </w:r>
-      <w:proofErr w:type="spellStart"/>
-      <w:r>
-        <w:rPr>
-          <w:rFonts w:ascii="Tahoma" w:eastAsia="Tahoma" w:hAnsi="Tahoma" w:cs="Tahoma"/>
-          <w:sz w:val="16"/>
-        </w:rPr>
-        <w:t>condicion</w:t>
-      </w:r>
-      <w:proofErr w:type="gramEnd"/>
-      <w:r>
-        <w:rPr>
-          <w:rFonts w:ascii="Tahoma" w:eastAsia="Tahoma" w:hAnsi="Tahoma" w:cs="Tahoma"/>
-          <w:sz w:val="16"/>
-        </w:rPr>
-        <w:t>_</w:t>
-      </w:r>
-      <w:proofErr w:type="gramStart"/>
-      <w:r>
-        <w:rPr>
-          <w:rFonts w:ascii="Tahoma" w:eastAsia="Tahoma" w:hAnsi="Tahoma" w:cs="Tahoma"/>
-          <w:sz w:val="16"/>
-        </w:rPr>
-        <w:t>pago</w:t>
-      </w:r>
-      <w:proofErr w:type="spellEnd"/>
-      <w:r>
-        <w:rPr>
-          <w:rFonts w:ascii="Tahoma" w:eastAsia="Tahoma" w:hAnsi="Tahoma" w:cs="Tahoma"/>
-          <w:sz w:val="16"/>
-        </w:rPr>
-        <w:t xml:space="preserve"> }</w:t>
-      </w:r>
-      <w:proofErr w:type="gramEnd"/>
-      <w:r>
-        <w:rPr>
-          <w:rFonts w:ascii="Tahoma" w:eastAsia="Tahoma" w:hAnsi="Tahoma" w:cs="Tahoma"/>
-          <w:sz w:val="16"/>
-        </w:rPr>
-        <w:t>}</w:t>
-      </w:r>
     </w:p>
     <w:p>
       <w:pPr>
@@ -5452,6 +4001,7 @@
         <w:spacing w:after="27" w:line="265" w:lineRule="auto"/>
         <w:ind w:left="135"/>
       </w:pPr>
+      <w:proofErr w:type="gramStart"/>
       <w:r>
         <w:rPr>
           <w:rFonts w:ascii="Tahoma" w:eastAsia="Tahoma" w:hAnsi="Tahoma" w:cs="Tahoma"/>
@@ -5464,16 +4014,14 @@
           <w:rFonts w:ascii="Tahoma" w:eastAsia="Tahoma" w:hAnsi="Tahoma" w:cs="Tahoma"/>
           <w:sz w:val="16"/>
         </w:rPr>
-        <w:tab/>
-        <w:t xml:space="preserve">: </w:t>
-      </w:r>
-      <w:proofErr w:type="gramStart"/>
+        <w:t xml:space="preserve"> </w:t>
+      </w:r>
       <w:r>
         <w:rPr>
           <w:rFonts w:ascii="Tahoma" w:eastAsia="Tahoma" w:hAnsi="Tahoma" w:cs="Tahoma"/>
           <w:sz w:val="16"/>
         </w:rPr>
-        <w:t>{{ validez</w:t>
+        <w:t>:</w:t>
       </w:r>
       <w:proofErr w:type="gramEnd"/>
       <w:r>
@@ -5481,7 +4029,14 @@
           <w:rFonts w:ascii="Tahoma" w:eastAsia="Tahoma" w:hAnsi="Tahoma" w:cs="Tahoma"/>
           <w:sz w:val="16"/>
         </w:rPr>
-        <w:t xml:space="preserve"> }}</w:t>
+        <w:t xml:space="preserve"> </w:t>
+      </w:r>
+      <w:r>
+        <w:rPr>
+          <w:rFonts w:ascii="Tahoma" w:eastAsia="Tahoma" w:hAnsi="Tahoma" w:cs="Tahoma"/>
+          <w:sz w:val="16"/>
+        </w:rPr>
+        <w:t>{{ validez }}</w:t>
       </w:r>
     </w:p>
     <w:p>
@@ -5546,7 +4101,6 @@
         </w:rPr>
         <w:t xml:space="preserve"> </w:t>
       </w:r>
-      <w:proofErr w:type="gramStart"/>
       <w:r>
         <w:rPr>
           <w:rFonts w:ascii="Tahoma" w:eastAsia="Tahoma" w:hAnsi="Tahoma" w:cs="Tahoma"/>
@@ -5560,39 +4114,15 @@
           <w:rFonts w:ascii="Tahoma" w:eastAsia="Tahoma" w:hAnsi="Tahoma" w:cs="Tahoma"/>
           <w:sz w:val="16"/>
         </w:rPr>
-        <w:t>plazo</w:t>
-      </w:r>
-      <w:proofErr w:type="gramEnd"/>
+        <w:t>plazo_entrega</w:t>
+      </w:r>
+      <w:proofErr w:type="spellEnd"/>
       <w:r>
         <w:rPr>
           <w:rFonts w:ascii="Tahoma" w:eastAsia="Tahoma" w:hAnsi="Tahoma" w:cs="Tahoma"/>
           <w:sz w:val="16"/>
         </w:rPr>
-        <w:t>_</w:t>
-      </w:r>
-      <w:proofErr w:type="gramStart"/>
-      <w:r>
-        <w:rPr>
-          <w:rFonts w:ascii="Tahoma" w:eastAsia="Tahoma" w:hAnsi="Tahoma" w:cs="Tahoma"/>
-          <w:sz w:val="16"/>
-        </w:rPr>
-        <w:t>entrega</w:t>
-      </w:r>
-      <w:proofErr w:type="spellEnd"/>
-      <w:r>
-        <w:rPr>
-          <w:rFonts w:ascii="Tahoma" w:eastAsia="Tahoma" w:hAnsi="Tahoma" w:cs="Tahoma"/>
-          <w:sz w:val="16"/>
-        </w:rPr>
-        <w:t xml:space="preserve"> }</w:t>
-      </w:r>
-      <w:proofErr w:type="gramEnd"/>
-      <w:r>
-        <w:rPr>
-          <w:rFonts w:ascii="Tahoma" w:eastAsia="Tahoma" w:hAnsi="Tahoma" w:cs="Tahoma"/>
-          <w:sz w:val="16"/>
-        </w:rPr>
-        <w:t>}</w:t>
+        <w:t xml:space="preserve"> }}</w:t>
       </w:r>
     </w:p>
     <w:p>
@@ -5643,7 +4173,6 @@
         </w:rPr>
         <w:t xml:space="preserve"> </w:t>
       </w:r>
-      <w:proofErr w:type="gramStart"/>
       <w:r>
         <w:rPr>
           <w:rFonts w:ascii="Tahoma" w:eastAsia="Tahoma" w:hAnsi="Tahoma" w:cs="Tahoma"/>
@@ -5657,39 +4186,15 @@
           <w:rFonts w:ascii="Tahoma" w:eastAsia="Tahoma" w:hAnsi="Tahoma" w:cs="Tahoma"/>
           <w:sz w:val="16"/>
         </w:rPr>
-        <w:t>lugar</w:t>
-      </w:r>
-      <w:proofErr w:type="gramEnd"/>
+        <w:t>lugar_entrega</w:t>
+      </w:r>
+      <w:proofErr w:type="spellEnd"/>
       <w:r>
         <w:rPr>
           <w:rFonts w:ascii="Tahoma" w:eastAsia="Tahoma" w:hAnsi="Tahoma" w:cs="Tahoma"/>
           <w:sz w:val="16"/>
         </w:rPr>
-        <w:t>_</w:t>
-      </w:r>
-      <w:proofErr w:type="gramStart"/>
-      <w:r>
-        <w:rPr>
-          <w:rFonts w:ascii="Tahoma" w:eastAsia="Tahoma" w:hAnsi="Tahoma" w:cs="Tahoma"/>
-          <w:sz w:val="16"/>
-        </w:rPr>
-        <w:t>entrega</w:t>
-      </w:r>
-      <w:proofErr w:type="spellEnd"/>
-      <w:r>
-        <w:rPr>
-          <w:rFonts w:ascii="Tahoma" w:eastAsia="Tahoma" w:hAnsi="Tahoma" w:cs="Tahoma"/>
-          <w:sz w:val="16"/>
-        </w:rPr>
-        <w:t xml:space="preserve"> }</w:t>
-      </w:r>
-      <w:proofErr w:type="gramEnd"/>
-      <w:r>
-        <w:rPr>
-          <w:rFonts w:ascii="Tahoma" w:eastAsia="Tahoma" w:hAnsi="Tahoma" w:cs="Tahoma"/>
-          <w:sz w:val="16"/>
-        </w:rPr>
-        <w:t>}</w:t>
+        <w:t xml:space="preserve"> }}</w:t>
       </w:r>
     </w:p>
     <w:p>
@@ -5729,7 +4234,7 @@
           <w:rFonts w:ascii="Tahoma" w:eastAsia="Tahoma" w:hAnsi="Tahoma" w:cs="Tahoma"/>
           <w:sz w:val="16"/>
         </w:rPr>
-        <w:t xml:space="preserve">        </w:t>
+        <w:t xml:space="preserve">       </w:t>
       </w:r>
       <w:proofErr w:type="gramStart"/>
       <w:r>
@@ -5737,68 +4242,52 @@
           <w:rFonts w:ascii="Tahoma" w:eastAsia="Tahoma" w:hAnsi="Tahoma" w:cs="Tahoma"/>
           <w:sz w:val="16"/>
         </w:rPr>
-        <w:t xml:space="preserve">  </w:t>
+        <w:t xml:space="preserve"> </w:t>
       </w:r>
       <w:r>
         <w:rPr>
           <w:rFonts w:ascii="Tahoma" w:eastAsia="Tahoma" w:hAnsi="Tahoma" w:cs="Tahoma"/>
           <w:sz w:val="16"/>
         </w:rPr>
-        <w:t>:</w:t>
-      </w:r>
-      <w:proofErr w:type="gramEnd"/>
+        <w:t xml:space="preserve"> </w:t>
+      </w:r>
       <w:r>
         <w:rPr>
           <w:rFonts w:ascii="Tahoma" w:eastAsia="Tahoma" w:hAnsi="Tahoma" w:cs="Tahoma"/>
           <w:sz w:val="16"/>
         </w:rPr>
-        <w:t xml:space="preserve"> </w:t>
-      </w:r>
-      <w:proofErr w:type="gramStart"/>
+        <w:t>:</w:t>
+      </w:r>
+      <w:proofErr w:type="gramEnd"/>
       <w:r>
         <w:rPr>
           <w:rFonts w:ascii="Tahoma" w:eastAsia="Tahoma" w:hAnsi="Tahoma" w:cs="Tahoma"/>
           <w:sz w:val="16"/>
         </w:rPr>
-        <w:t xml:space="preserve">{{ </w:t>
-      </w:r>
-      <w:proofErr w:type="spellStart"/>
+        <w:t xml:space="preserve"> </w:t>
+      </w:r>
       <w:r>
         <w:rPr>
           <w:rFonts w:ascii="Tahoma" w:eastAsia="Tahoma" w:hAnsi="Tahoma" w:cs="Tahoma"/>
           <w:sz w:val="16"/>
         </w:rPr>
-        <w:t>observacion</w:t>
-      </w:r>
-      <w:proofErr w:type="spellEnd"/>
-      <w:proofErr w:type="gramEnd"/>
+        <w:t xml:space="preserve">{{ </w:t>
+      </w:r>
+      <w:proofErr w:type="spellStart"/>
       <w:r>
         <w:rPr>
           <w:rFonts w:ascii="Tahoma" w:eastAsia="Tahoma" w:hAnsi="Tahoma" w:cs="Tahoma"/>
           <w:sz w:val="16"/>
         </w:rPr>
-        <w:t xml:space="preserve"> }}</w:t>
-      </w:r>
-    </w:p>
-    <w:p>
-      <w:pPr>
-        <w:spacing w:before="60" w:after="195" w:line="240" w:lineRule="auto"/>
-      </w:pPr>
-      <w:proofErr w:type="gramStart"/>
+        <w:t>observacion</w:t>
+      </w:r>
+      <w:proofErr w:type="spellEnd"/>
       <w:r>
         <w:rPr>
           <w:rFonts w:ascii="Tahoma" w:eastAsia="Tahoma" w:hAnsi="Tahoma" w:cs="Tahoma"/>
           <w:sz w:val="16"/>
         </w:rPr>
-        <w:t>Estas listo para trabajar con nosotros?</w:t>
-      </w:r>
-      <w:proofErr w:type="gramEnd"/>
-      <w:r>
-        <w:rPr>
-          <w:rFonts w:ascii="Tahoma" w:eastAsia="Tahoma" w:hAnsi="Tahoma" w:cs="Tahoma"/>
-          <w:sz w:val="16"/>
-        </w:rPr>
-        <w:t>, no dudes en contactarnos.</w:t>
+        <w:t xml:space="preserve"> }}</w:t>
       </w:r>
     </w:p>
     <w:p>
@@ -5807,67 +4296,567 @@
         <w:spacing w:after="45"/>
         <w:ind w:left="225" w:right="339"/>
       </w:pPr>
-      <w:r>
-        <w:rPr>
-          <w:noProof/>
-        </w:rPr>
-        <w:drawing>
-          <wp:anchor distT="0" distB="0" distL="114300" distR="114300" simplePos="0" relativeHeight="251658240" behindDoc="0" locked="0" layoutInCell="1" allowOverlap="0" wp14:anchorId="2AB5A961" wp14:editId="43CE0246">
-            <wp:simplePos x="0" y="0"/>
-            <wp:positionH relativeFrom="column">
-              <wp:posOffset>142875</wp:posOffset>
-            </wp:positionH>
-            <wp:positionV relativeFrom="paragraph">
-              <wp:posOffset>-51078</wp:posOffset>
-            </wp:positionV>
-            <wp:extent cx="2962275" cy="838200"/>
-            <wp:effectExtent l="0" t="0" r="0" b="0"/>
-            <wp:wrapSquare wrapText="bothSides"/>
-            <wp:docPr id="89" name="Picture 89"/>
-            <wp:cNvGraphicFramePr/>
-            <a:graphic xmlns:a="http://schemas.openxmlformats.org/drawingml/2006/main">
-              <a:graphicData uri="http://schemas.openxmlformats.org/drawingml/2006/picture">
-                <pic:pic xmlns:pic="http://schemas.openxmlformats.org/drawingml/2006/picture">
-                  <pic:nvPicPr>
-                    <pic:cNvPr id="89" name="Picture 89"/>
-                    <pic:cNvPicPr/>
-                  </pic:nvPicPr>
-                  <pic:blipFill>
-                    <a:blip r:embed="rId8"/>
-                    <a:stretch>
-                      <a:fillRect/>
-                    </a:stretch>
-                  </pic:blipFill>
-                  <pic:spPr>
-                    <a:xfrm>
-                      <a:off x="0" y="0"/>
-                      <a:ext cx="2962275" cy="838200"/>
-                    </a:xfrm>
-                    <a:prstGeom prst="rect">
-                      <a:avLst/>
-                    </a:prstGeom>
-                  </pic:spPr>
-                </pic:pic>
-              </a:graphicData>
-            </a:graphic>
-          </wp:anchor>
-        </w:drawing>
-      </w:r>
+    </w:p>
+    <w:tbl>
+      <w:tblPr>
+        <w:tblStyle w:val="Tablaconcuadrcula"/>
+        <w:tblW w:w="10647" w:type="dxa"/>
+        <w:tblBorders>
+          <w:insideH w:val="none" w:sz="0" w:space="0" w:color="auto"/>
+          <w:insideV w:val="none" w:sz="0" w:space="0" w:color="auto"/>
+        </w:tblBorders>
+        <w:tblCellMar>
+          <w:left w:w="0" w:type="dxa"/>
+          <w:right w:w="57" w:type="dxa"/>
+        </w:tblCellMar>
+        <w:tblLook w:val="04A0" w:firstRow="1" w:lastRow="0" w:firstColumn="1" w:lastColumn="0" w:noHBand="0" w:noVBand="1"/>
+      </w:tblPr>
+      <w:tblGrid>
+        <w:gridCol w:w="2689"/>
+        <w:gridCol w:w="4536"/>
+        <w:gridCol w:w="3422"/>
+      </w:tblGrid>
+      <w:tr>
+        <w:trPr>
+          <w:trHeight w:val="138"/>
+        </w:trPr>
+        <w:tc>
+          <w:tcPr>
+            <w:tcW w:w="2689" w:type="dxa"/>
+            <w:tcBorders>
+              <w:top w:val="single" w:sz="4" w:space="0" w:color="auto"/>
+              <w:bottom w:val="nil"/>
+            </w:tcBorders>
+            <w:shd w:val="clear" w:color="auto" w:fill="E7E6E6" w:themeFill="background2"/>
+            <w:vAlign w:val="center"/>
+          </w:tcPr>
+          <w:p>
+            <w:pPr>
+              <w:tabs>
+                <w:tab w:val="left" w:pos="2160"/>
+              </w:tabs>
+              <w:spacing w:line="240" w:lineRule="auto"/>
+              <w:jc w:val="center"/>
+              <w:rPr>
+                <w:sz w:val="18"/>
+                <w:szCs w:val="18"/>
+              </w:rPr>
+            </w:pPr>
+            <w:r>
+              <w:rPr>
+                <w:b/>
+                <w:bCs/>
+                <w:sz w:val="18"/>
+                <w:szCs w:val="18"/>
+              </w:rPr>
+              <w:t>EMITIDO POR</w:t>
+            </w:r>
+          </w:p>
+        </w:tc>
+        <w:tc>
+          <w:tcPr>
+            <w:tcW w:w="4536" w:type="dxa"/>
+            <w:tcBorders>
+              <w:top w:val="single" w:sz="4" w:space="0" w:color="auto"/>
+              <w:bottom w:val="nil"/>
+            </w:tcBorders>
+            <w:shd w:val="clear" w:color="auto" w:fill="E7E6E6" w:themeFill="background2"/>
+            <w:vAlign w:val="center"/>
+          </w:tcPr>
+          <w:p>
+            <w:pPr>
+              <w:tabs>
+                <w:tab w:val="left" w:pos="2160"/>
+              </w:tabs>
+              <w:spacing w:line="240" w:lineRule="auto"/>
+              <w:jc w:val="center"/>
+              <w:rPr>
+                <w:sz w:val="18"/>
+                <w:szCs w:val="18"/>
+              </w:rPr>
+            </w:pPr>
+            <w:r>
+              <w:rPr>
+                <w:b/>
+                <w:bCs/>
+                <w:sz w:val="18"/>
+                <w:szCs w:val="18"/>
+              </w:rPr>
+              <w:t>VERIFICADO FÍSICO</w:t>
+            </w:r>
+          </w:p>
+        </w:tc>
+        <w:tc>
+          <w:tcPr>
+            <w:tcW w:w="3422" w:type="dxa"/>
+            <w:tcBorders>
+              <w:top w:val="single" w:sz="4" w:space="0" w:color="auto"/>
+              <w:bottom w:val="nil"/>
+            </w:tcBorders>
+            <w:shd w:val="clear" w:color="auto" w:fill="E7E6E6" w:themeFill="background2"/>
+            <w:vAlign w:val="center"/>
+          </w:tcPr>
+          <w:p>
+            <w:pPr>
+              <w:tabs>
+                <w:tab w:val="left" w:pos="2160"/>
+              </w:tabs>
+              <w:spacing w:line="240" w:lineRule="auto"/>
+              <w:jc w:val="center"/>
+              <w:rPr>
+                <w:sz w:val="18"/>
+                <w:szCs w:val="18"/>
+              </w:rPr>
+            </w:pPr>
+            <w:r>
+              <w:rPr>
+                <w:b/>
+                <w:bCs/>
+                <w:sz w:val="18"/>
+                <w:szCs w:val="18"/>
+              </w:rPr>
+              <w:t>APROBADO POR</w:t>
+            </w:r>
+          </w:p>
+        </w:tc>
+      </w:tr>
+      <w:tr>
+        <w:trPr>
+          <w:trHeight w:val="160"/>
+        </w:trPr>
+        <w:tc>
+          <w:tcPr>
+            <w:tcW w:w="2689" w:type="dxa"/>
+            <w:tcBorders>
+              <w:top w:val="nil"/>
+              <w:bottom w:val="nil"/>
+            </w:tcBorders>
+            <w:vAlign w:val="center"/>
+          </w:tcPr>
+          <w:p>
+            <w:pPr>
+              <w:tabs>
+                <w:tab w:val="left" w:pos="2160"/>
+              </w:tabs>
+              <w:spacing w:line="240" w:lineRule="auto"/>
+              <w:jc w:val="center"/>
+              <w:rPr>
+                <w:sz w:val="2"/>
+                <w:szCs w:val="2"/>
+                <w:lang w:val="en-US"/>
+              </w:rPr>
+            </w:pPr>
+            <w:r>
+              <w:rPr>
+                <w:sz w:val="2"/>
+                <w:szCs w:val="2"/>
+                <w:lang w:val="en-US"/>
+              </w:rPr>
+              <w:t xml:space="preserve">{% for </w:t>
+            </w:r>
+            <w:proofErr w:type="spellStart"/>
+            <w:r>
+              <w:rPr>
+                <w:sz w:val="2"/>
+                <w:szCs w:val="2"/>
+                <w:lang w:val="en-US"/>
+              </w:rPr>
+              <w:t>i</w:t>
+            </w:r>
+            <w:proofErr w:type="spellEnd"/>
+            <w:r>
+              <w:rPr>
+                <w:sz w:val="2"/>
+                <w:szCs w:val="2"/>
+                <w:lang w:val="en-US"/>
+              </w:rPr>
+              <w:t xml:space="preserve"> in </w:t>
+            </w:r>
+            <w:proofErr w:type="spellStart"/>
+            <w:r>
+              <w:rPr>
+                <w:sz w:val="2"/>
+                <w:szCs w:val="2"/>
+                <w:lang w:val="en-US"/>
+              </w:rPr>
+              <w:t>tbl_contents</w:t>
+            </w:r>
+            <w:proofErr w:type="spellEnd"/>
+            <w:r>
+              <w:rPr>
+                <w:sz w:val="2"/>
+                <w:szCs w:val="2"/>
+                <w:lang w:val="en-US"/>
+              </w:rPr>
+              <w:t xml:space="preserve"> %}</w:t>
+            </w:r>
+          </w:p>
+        </w:tc>
+        <w:tc>
+          <w:tcPr>
+            <w:tcW w:w="4536" w:type="dxa"/>
+            <w:tcBorders>
+              <w:top w:val="nil"/>
+              <w:bottom w:val="nil"/>
+            </w:tcBorders>
+            <w:vAlign w:val="center"/>
+          </w:tcPr>
+          <w:p>
+            <w:pPr>
+              <w:tabs>
+                <w:tab w:val="left" w:pos="2160"/>
+              </w:tabs>
+              <w:spacing w:line="240" w:lineRule="auto"/>
+              <w:jc w:val="center"/>
+              <w:rPr>
+                <w:sz w:val="2"/>
+                <w:szCs w:val="2"/>
+                <w:lang w:val="en-US"/>
+              </w:rPr>
+            </w:pPr>
+          </w:p>
+        </w:tc>
+        <w:tc>
+          <w:tcPr>
+            <w:tcW w:w="3422" w:type="dxa"/>
+            <w:tcBorders>
+              <w:top w:val="nil"/>
+              <w:bottom w:val="nil"/>
+            </w:tcBorders>
+            <w:vAlign w:val="center"/>
+          </w:tcPr>
+          <w:p>
+            <w:pPr>
+              <w:tabs>
+                <w:tab w:val="left" w:pos="2160"/>
+              </w:tabs>
+              <w:spacing w:line="240" w:lineRule="auto"/>
+              <w:jc w:val="center"/>
+              <w:rPr>
+                <w:sz w:val="2"/>
+                <w:szCs w:val="2"/>
+                <w:lang w:val="en-US"/>
+              </w:rPr>
+            </w:pPr>
+          </w:p>
+        </w:tc>
+      </w:tr>
+      <w:tr>
+        <w:trPr>
+          <w:trHeight w:val="156"/>
+        </w:trPr>
+        <w:tc>
+          <w:tcPr>
+            <w:tcW w:w="2689" w:type="dxa"/>
+            <w:tcBorders>
+              <w:top w:val="nil"/>
+            </w:tcBorders>
+            <w:vAlign w:val="center"/>
+          </w:tcPr>
+          <w:p>
+            <w:pPr>
+              <w:tabs>
+                <w:tab w:val="left" w:pos="2160"/>
+              </w:tabs>
+              <w:spacing w:line="240" w:lineRule="auto"/>
+              <w:jc w:val="center"/>
+              <w:rPr>
+                <w:sz w:val="18"/>
+                <w:szCs w:val="18"/>
+              </w:rPr>
+            </w:pPr>
+            <w:proofErr w:type="gramStart"/>
+            <w:r>
+              <w:rPr>
+                <w:sz w:val="18"/>
+                <w:szCs w:val="18"/>
+              </w:rPr>
+              <w:t xml:space="preserve">{{ </w:t>
+            </w:r>
+            <w:proofErr w:type="spellStart"/>
+            <w:r>
+              <w:rPr>
+                <w:sz w:val="18"/>
+                <w:szCs w:val="18"/>
+              </w:rPr>
+              <w:t>vendedor</w:t>
+            </w:r>
+            <w:proofErr w:type="gramEnd"/>
+            <w:r>
+              <w:rPr>
+                <w:sz w:val="18"/>
+                <w:szCs w:val="18"/>
+              </w:rPr>
+              <w:t>_nombre</w:t>
+            </w:r>
+            <w:proofErr w:type="spellEnd"/>
+            <w:r>
+              <w:rPr>
+                <w:sz w:val="18"/>
+                <w:szCs w:val="18"/>
+              </w:rPr>
+              <w:t xml:space="preserve"> }}</w:t>
+            </w:r>
+          </w:p>
+        </w:tc>
+        <w:tc>
+          <w:tcPr>
+            <w:tcW w:w="4536" w:type="dxa"/>
+            <w:tcBorders>
+              <w:top w:val="nil"/>
+            </w:tcBorders>
+            <w:vAlign w:val="center"/>
+          </w:tcPr>
+          <w:p>
+            <w:pPr>
+              <w:tabs>
+                <w:tab w:val="left" w:pos="2160"/>
+              </w:tabs>
+              <w:spacing w:line="240" w:lineRule="auto"/>
+              <w:jc w:val="center"/>
+              <w:rPr>
+                <w:sz w:val="18"/>
+                <w:szCs w:val="18"/>
+              </w:rPr>
+            </w:pPr>
+            <w:proofErr w:type="gramStart"/>
+            <w:r>
+              <w:rPr>
+                <w:sz w:val="18"/>
+                <w:szCs w:val="18"/>
+              </w:rPr>
+              <w:t xml:space="preserve">{{ </w:t>
+            </w:r>
+            <w:proofErr w:type="spellStart"/>
+            <w:r>
+              <w:rPr>
+                <w:sz w:val="18"/>
+                <w:szCs w:val="18"/>
+              </w:rPr>
+              <w:t>fecha</w:t>
+            </w:r>
+            <w:proofErr w:type="gramEnd"/>
+            <w:r>
+              <w:rPr>
+                <w:sz w:val="18"/>
+                <w:szCs w:val="18"/>
+              </w:rPr>
+              <w:t>_almacen</w:t>
+            </w:r>
+            <w:proofErr w:type="spellEnd"/>
+            <w:r>
+              <w:rPr>
+                <w:sz w:val="18"/>
+                <w:szCs w:val="18"/>
+              </w:rPr>
+              <w:t xml:space="preserve"> }} - {{ </w:t>
+            </w:r>
+            <w:proofErr w:type="spellStart"/>
+            <w:r>
+              <w:rPr>
+                <w:sz w:val="18"/>
+                <w:szCs w:val="18"/>
+              </w:rPr>
+              <w:t>almacenero_nombre</w:t>
+            </w:r>
+            <w:proofErr w:type="spellEnd"/>
+            <w:r>
+              <w:rPr>
+                <w:sz w:val="18"/>
+                <w:szCs w:val="18"/>
+              </w:rPr>
+              <w:t xml:space="preserve"> }}</w:t>
+            </w:r>
+          </w:p>
+        </w:tc>
+        <w:tc>
+          <w:tcPr>
+            <w:tcW w:w="3422" w:type="dxa"/>
+            <w:tcBorders>
+              <w:top w:val="nil"/>
+            </w:tcBorders>
+            <w:vAlign w:val="center"/>
+          </w:tcPr>
+          <w:p>
+            <w:pPr>
+              <w:tabs>
+                <w:tab w:val="left" w:pos="2160"/>
+              </w:tabs>
+              <w:spacing w:line="240" w:lineRule="auto"/>
+              <w:rPr>
+                <w:sz w:val="18"/>
+                <w:szCs w:val="18"/>
+              </w:rPr>
+            </w:pPr>
+            <w:proofErr w:type="gramStart"/>
+            <w:r>
+              <w:rPr>
+                <w:sz w:val="18"/>
+                <w:szCs w:val="18"/>
+              </w:rPr>
+              <w:t xml:space="preserve">{{ </w:t>
+            </w:r>
+            <w:proofErr w:type="spellStart"/>
+            <w:r>
+              <w:rPr>
+                <w:sz w:val="18"/>
+                <w:szCs w:val="18"/>
+              </w:rPr>
+              <w:t>fecha</w:t>
+            </w:r>
+            <w:proofErr w:type="gramEnd"/>
+            <w:r>
+              <w:rPr>
+                <w:sz w:val="18"/>
+                <w:szCs w:val="18"/>
+              </w:rPr>
+              <w:t>_gerencia</w:t>
+            </w:r>
+            <w:proofErr w:type="spellEnd"/>
+            <w:r>
+              <w:rPr>
+                <w:sz w:val="18"/>
+                <w:szCs w:val="18"/>
+              </w:rPr>
+              <w:t xml:space="preserve"> }} - {{ </w:t>
+            </w:r>
+            <w:proofErr w:type="spellStart"/>
+            <w:r>
+              <w:rPr>
+                <w:sz w:val="18"/>
+                <w:szCs w:val="18"/>
+              </w:rPr>
+              <w:t>gerente_nombre</w:t>
+            </w:r>
+            <w:proofErr w:type="spellEnd"/>
+            <w:r>
+              <w:rPr>
+                <w:sz w:val="18"/>
+                <w:szCs w:val="18"/>
+              </w:rPr>
+              <w:t xml:space="preserve"> }}</w:t>
+            </w:r>
+          </w:p>
+        </w:tc>
+      </w:tr>
+      <w:tr>
+        <w:trPr>
+          <w:trHeight w:val="160"/>
+        </w:trPr>
+        <w:tc>
+          <w:tcPr>
+            <w:tcW w:w="2689" w:type="dxa"/>
+            <w:vAlign w:val="center"/>
+          </w:tcPr>
+          <w:p>
+            <w:pPr>
+              <w:tabs>
+                <w:tab w:val="left" w:pos="2160"/>
+              </w:tabs>
+              <w:spacing w:line="240" w:lineRule="auto"/>
+              <w:jc w:val="center"/>
+              <w:rPr>
+                <w:sz w:val="2"/>
+                <w:szCs w:val="2"/>
+              </w:rPr>
+            </w:pPr>
+            <w:r>
+              <w:rPr>
+                <w:sz w:val="2"/>
+                <w:szCs w:val="2"/>
+              </w:rPr>
+              <w:t>{% endfor %}</w:t>
+            </w:r>
+          </w:p>
+        </w:tc>
+        <w:tc>
+          <w:tcPr>
+            <w:tcW w:w="4536" w:type="dxa"/>
+            <w:vAlign w:val="center"/>
+          </w:tcPr>
+          <w:p>
+            <w:pPr>
+              <w:tabs>
+                <w:tab w:val="left" w:pos="2160"/>
+              </w:tabs>
+              <w:spacing w:line="240" w:lineRule="auto"/>
+              <w:jc w:val="center"/>
+              <w:rPr>
+                <w:sz w:val="2"/>
+                <w:szCs w:val="2"/>
+              </w:rPr>
+            </w:pPr>
+          </w:p>
+        </w:tc>
+        <w:tc>
+          <w:tcPr>
+            <w:tcW w:w="3422" w:type="dxa"/>
+            <w:vAlign w:val="center"/>
+          </w:tcPr>
+          <w:p>
+            <w:pPr>
+              <w:tabs>
+                <w:tab w:val="left" w:pos="2160"/>
+              </w:tabs>
+              <w:spacing w:line="240" w:lineRule="auto"/>
+              <w:jc w:val="center"/>
+              <w:rPr>
+                <w:sz w:val="2"/>
+                <w:szCs w:val="2"/>
+              </w:rPr>
+            </w:pPr>
+          </w:p>
+        </w:tc>
+      </w:tr>
+    </w:tbl>
+    <w:p>
+      <w:pPr>
+        <w:pStyle w:val="Ttulo1"/>
+        <w:spacing w:after="45"/>
+        <w:ind w:left="225" w:right="339"/>
+      </w:pPr>
+    </w:p>
+    <w:p>
+      <w:pPr>
+        <w:pStyle w:val="Ttulo1"/>
+        <w:spacing w:after="45"/>
+        <w:ind w:left="225" w:right="339"/>
+      </w:pPr>
+    </w:p>
+    <w:p>
+      <w:pPr>
+        <w:pStyle w:val="Ttulo1"/>
+        <w:spacing w:after="45"/>
+        <w:ind w:left="225" w:right="339"/>
+      </w:pPr>
+    </w:p>
+    <w:p>
+      <w:pPr>
+        <w:pStyle w:val="Ttulo1"/>
+        <w:spacing w:after="45"/>
+        <w:ind w:left="225" w:right="339"/>
+      </w:pPr>
+    </w:p>
+    <w:p>
+      <w:pPr>
+        <w:pStyle w:val="Ttulo1"/>
+        <w:spacing w:after="45"/>
+        <w:ind w:left="225" w:right="339"/>
+      </w:pPr>
+    </w:p>
+    <w:p>
+      <w:pPr>
+        <w:pStyle w:val="Ttulo1"/>
+        <w:spacing w:after="45"/>
+        <w:ind w:left="225" w:right="339"/>
+      </w:pPr>
       <w:proofErr w:type="gramStart"/>
       <w:r>
         <w:t>{{ vendedor</w:t>
       </w:r>
       <w:proofErr w:type="gramEnd"/>
       <w:r>
-        <w:t>_</w:t>
-      </w:r>
-      <w:proofErr w:type="gramStart"/>
-      <w:r>
-        <w:t>nombre }</w:t>
-      </w:r>
-      <w:proofErr w:type="gramEnd"/>
-      <w:r>
-        <w:t>}</w:t>
+        <w:t>_nombre }}</w:t>
       </w:r>
     </w:p>
     <w:p>
@@ -5885,55 +4874,74 @@
           <w:rFonts w:ascii="Tahoma" w:eastAsia="Tahoma" w:hAnsi="Tahoma" w:cs="Tahoma"/>
           <w:sz w:val="16"/>
         </w:rPr>
-        <w:t xml:space="preserve">                                                      </w:t>
-      </w:r>
-      <w:proofErr w:type="gramStart"/>
+        <w:t xml:space="preserve">                                                     </w:t>
+      </w:r>
       <w:r>
         <w:rPr>
           <w:rFonts w:ascii="Tahoma" w:eastAsia="Tahoma" w:hAnsi="Tahoma" w:cs="Tahoma"/>
           <w:sz w:val="16"/>
         </w:rPr>
-        <w:t xml:space="preserve">{{ </w:t>
-      </w:r>
-      <w:proofErr w:type="spellStart"/>
+        <w:tab/>
+      </w:r>
       <w:r>
         <w:rPr>
           <w:rFonts w:ascii="Tahoma" w:eastAsia="Tahoma" w:hAnsi="Tahoma" w:cs="Tahoma"/>
           <w:sz w:val="16"/>
         </w:rPr>
-        <w:t>vendedor</w:t>
-      </w:r>
-      <w:proofErr w:type="gramEnd"/>
+        <w:tab/>
+      </w:r>
       <w:r>
         <w:rPr>
           <w:rFonts w:ascii="Tahoma" w:eastAsia="Tahoma" w:hAnsi="Tahoma" w:cs="Tahoma"/>
           <w:sz w:val="16"/>
         </w:rPr>
-        <w:t>_</w:t>
-      </w:r>
-      <w:proofErr w:type="gramStart"/>
+        <w:tab/>
+      </w:r>
       <w:r>
         <w:rPr>
           <w:rFonts w:ascii="Tahoma" w:eastAsia="Tahoma" w:hAnsi="Tahoma" w:cs="Tahoma"/>
           <w:sz w:val="16"/>
         </w:rPr>
-        <w:t>cargo</w:t>
-      </w:r>
-      <w:proofErr w:type="spellEnd"/>
+        <w:tab/>
+      </w:r>
       <w:r>
         <w:rPr>
           <w:rFonts w:ascii="Tahoma" w:eastAsia="Tahoma" w:hAnsi="Tahoma" w:cs="Tahoma"/>
           <w:sz w:val="16"/>
         </w:rPr>
-        <w:t xml:space="preserve"> }</w:t>
-      </w:r>
-      <w:proofErr w:type="gramEnd"/>
+        <w:t xml:space="preserve"> </w:t>
+      </w:r>
+      <w:proofErr w:type="gramStart"/>
       <w:r>
         <w:rPr>
           <w:rFonts w:ascii="Tahoma" w:eastAsia="Tahoma" w:hAnsi="Tahoma" w:cs="Tahoma"/>
           <w:sz w:val="16"/>
         </w:rPr>
-        <w:t>}</w:t>
+        <w:t xml:space="preserve">{{ </w:t>
+      </w:r>
+      <w:proofErr w:type="spellStart"/>
+      <w:r>
+        <w:rPr>
+          <w:rFonts w:ascii="Tahoma" w:eastAsia="Tahoma" w:hAnsi="Tahoma" w:cs="Tahoma"/>
+          <w:sz w:val="16"/>
+        </w:rPr>
+        <w:t>vendedor</w:t>
+      </w:r>
+      <w:proofErr w:type="gramEnd"/>
+      <w:r>
+        <w:rPr>
+          <w:rFonts w:ascii="Tahoma" w:eastAsia="Tahoma" w:hAnsi="Tahoma" w:cs="Tahoma"/>
+          <w:sz w:val="16"/>
+        </w:rPr>
+        <w:t>_cargo</w:t>
+      </w:r>
+      <w:proofErr w:type="spellEnd"/>
+      <w:r>
+        <w:rPr>
+          <w:rFonts w:ascii="Tahoma" w:eastAsia="Tahoma" w:hAnsi="Tahoma" w:cs="Tahoma"/>
+          <w:sz w:val="16"/>
+        </w:rPr>
+        <w:t xml:space="preserve"> }}</w:t>
       </w:r>
     </w:p>
     <w:p>
@@ -5951,55 +4959,74 @@
           <w:rFonts w:ascii="Tahoma" w:eastAsia="Tahoma" w:hAnsi="Tahoma" w:cs="Tahoma"/>
           <w:sz w:val="16"/>
         </w:rPr>
-        <w:t xml:space="preserve">                                                       </w:t>
-      </w:r>
-      <w:proofErr w:type="gramStart"/>
+        <w:t xml:space="preserve">                                                      </w:t>
+      </w:r>
       <w:r>
         <w:rPr>
           <w:rFonts w:ascii="Tahoma" w:eastAsia="Tahoma" w:hAnsi="Tahoma" w:cs="Tahoma"/>
           <w:sz w:val="16"/>
         </w:rPr>
-        <w:t xml:space="preserve">{{ </w:t>
-      </w:r>
-      <w:proofErr w:type="spellStart"/>
+        <w:tab/>
+      </w:r>
       <w:r>
         <w:rPr>
           <w:rFonts w:ascii="Tahoma" w:eastAsia="Tahoma" w:hAnsi="Tahoma" w:cs="Tahoma"/>
           <w:sz w:val="16"/>
         </w:rPr>
-        <w:t>vendedor</w:t>
-      </w:r>
-      <w:proofErr w:type="gramEnd"/>
+        <w:tab/>
+      </w:r>
       <w:r>
         <w:rPr>
           <w:rFonts w:ascii="Tahoma" w:eastAsia="Tahoma" w:hAnsi="Tahoma" w:cs="Tahoma"/>
           <w:sz w:val="16"/>
         </w:rPr>
-        <w:t>_</w:t>
-      </w:r>
-      <w:proofErr w:type="gramStart"/>
+        <w:tab/>
+      </w:r>
       <w:r>
         <w:rPr>
           <w:rFonts w:ascii="Tahoma" w:eastAsia="Tahoma" w:hAnsi="Tahoma" w:cs="Tahoma"/>
           <w:sz w:val="16"/>
         </w:rPr>
-        <w:t>email</w:t>
-      </w:r>
-      <w:proofErr w:type="spellEnd"/>
+        <w:tab/>
+      </w:r>
       <w:r>
         <w:rPr>
           <w:rFonts w:ascii="Tahoma" w:eastAsia="Tahoma" w:hAnsi="Tahoma" w:cs="Tahoma"/>
           <w:sz w:val="16"/>
         </w:rPr>
-        <w:t xml:space="preserve"> }</w:t>
-      </w:r>
-      <w:proofErr w:type="gramEnd"/>
+        <w:t xml:space="preserve"> </w:t>
+      </w:r>
+      <w:proofErr w:type="gramStart"/>
       <w:r>
         <w:rPr>
           <w:rFonts w:ascii="Tahoma" w:eastAsia="Tahoma" w:hAnsi="Tahoma" w:cs="Tahoma"/>
           <w:sz w:val="16"/>
         </w:rPr>
-        <w:t>}</w:t>
+        <w:t xml:space="preserve">{{ </w:t>
+      </w:r>
+      <w:proofErr w:type="spellStart"/>
+      <w:r>
+        <w:rPr>
+          <w:rFonts w:ascii="Tahoma" w:eastAsia="Tahoma" w:hAnsi="Tahoma" w:cs="Tahoma"/>
+          <w:sz w:val="16"/>
+        </w:rPr>
+        <w:t>vendedor</w:t>
+      </w:r>
+      <w:proofErr w:type="gramEnd"/>
+      <w:r>
+        <w:rPr>
+          <w:rFonts w:ascii="Tahoma" w:eastAsia="Tahoma" w:hAnsi="Tahoma" w:cs="Tahoma"/>
+          <w:sz w:val="16"/>
+        </w:rPr>
+        <w:t>_email</w:t>
+      </w:r>
+      <w:proofErr w:type="spellEnd"/>
+      <w:r>
+        <w:rPr>
+          <w:rFonts w:ascii="Tahoma" w:eastAsia="Tahoma" w:hAnsi="Tahoma" w:cs="Tahoma"/>
+          <w:sz w:val="16"/>
+        </w:rPr>
+        <w:t xml:space="preserve"> }}</w:t>
       </w:r>
     </w:p>
     <w:p>
@@ -6070,7 +5097,7 @@
 </file>
 
 <file path=word/endnotes.xml><?xml version="1.0" encoding="utf-8"?>
-<w:endnotes xmlns:wpc="http://schemas.microsoft.com/office/word/2010/wordprocessingCanvas" xmlns:cx="http://schemas.microsoft.com/office/drawing/2014/chartex" xmlns:cx1="http://schemas.microsoft.com/office/drawing/2015/9/8/chartex" xmlns:cx2="http://schemas.microsoft.com/office/drawing/2015/10/21/chartex" xmlns:cx3="http://schemas.microsoft.com/office/drawing/2016/5/9/chartex" xmlns:cx4="http://schemas.microsoft.com/office/drawing/2016/5/10/chartex" xmlns:cx5="http://schemas.microsoft.com/office/drawing/2016/5/11/chartex" xmlns:cx6="http://schemas.microsoft.com/office/drawing/2016/5/12/chartex" xmlns:cx7="http://schemas.microsoft.com/office/drawing/2016/5/13/chartex" xmlns:cx8="http://schemas.microsoft.com/office/drawing/2016/5/14/chartex" xmlns:mc="http://schemas.openxmlformats.org/markup-compatibility/2006" xmlns:aink="http://schemas.microsoft.com/office/drawing/2016/ink" xmlns:am3d="http://schemas.microsoft.com/office/drawing/2017/model3d" xmlns:o="urn:schemas-microsoft-com:office:office" xmlns:oel="http://schemas.microsoft.com/office/2019/extlst" xmlns:r="http://schemas.openxmlformats.org/officeDocument/2006/relationships" xmlns:m="http://schemas.openxmlformats.org/officeDocument/2006/math" xmlns:v="urn:schemas-microsoft-com:vml" xmlns:wp14="http://schemas.microsoft.com/office/word/2010/wordprocessingDrawing" xmlns:wp="http://schemas.openxmlformats.org/drawingml/2006/wordprocessingDrawing" xmlns:w10="urn:schemas-microsoft-com:office:word" xmlns:w="http://schemas.openxmlformats.org/wordprocessingml/2006/main" xmlns:w14="http://schemas.microsoft.com/office/word/2010/wordml" xmlns:w15="http://schemas.microsoft.com/office/word/2012/wordml" xmlns:w16cex="http://schemas.microsoft.com/office/word/2018/wordml/cex" xmlns:w16cid="http://schemas.microsoft.com/office/word/2016/wordml/cid" xmlns:w16="http://schemas.microsoft.com/office/word/2018/wordml" xmlns:w16du="http://schemas.microsoft.com/office/word/2023/wordml/word16du" xmlns:w16sdtdh="http://schemas.microsoft.com/office/word/2020/wordml/sdtdatahash" xmlns:w16sdtfl="http://schemas.microsoft.com/office/word/2024/wordml/sdtformatlock" xmlns:w16se="http://schemas.microsoft.com/office/word/2015/wordml/symex" xmlns:wpg="http://schemas.microsoft.com/office/word/2010/wordprocessingGroup" xmlns:wpi="http://schemas.microsoft.com/office/word/2010/wordprocessingInk" xmlns:wne="http://schemas.microsoft.com/office/word/2006/wordml" xmlns:wps="http://schemas.microsoft.com/office/word/2010/wordprocessingShape" mc:Ignorable="w14 w15 w16se w16cid w16 w16cex w16sdtdh w16sdtfl w16du wp14">
+<w:endnotes xmlns:wpc="http://schemas.microsoft.com/office/word/2010/wordprocessingCanvas" xmlns:cx="http://schemas.microsoft.com/office/drawing/2014/chartex" xmlns:cx1="http://schemas.microsoft.com/office/drawing/2015/9/8/chartex" xmlns:cx2="http://schemas.microsoft.com/office/drawing/2015/10/21/chartex" xmlns:cx3="http://schemas.microsoft.com/office/drawing/2016/5/9/chartex" xmlns:cx4="http://schemas.microsoft.com/office/drawing/2016/5/10/chartex" xmlns:cx5="http://schemas.microsoft.com/office/drawing/2016/5/11/chartex" xmlns:cx6="http://schemas.microsoft.com/office/drawing/2016/5/12/chartex" xmlns:cx7="http://schemas.microsoft.com/office/drawing/2016/5/13/chartex" xmlns:cx8="http://schemas.microsoft.com/office/drawing/2016/5/14/chartex" xmlns:mc="http://schemas.openxmlformats.org/markup-compatibility/2006" xmlns:aink="http://schemas.microsoft.com/office/drawing/2016/ink" xmlns:am3d="http://schemas.microsoft.com/office/drawing/2017/model3d" xmlns:o="urn:schemas-microsoft-com:office:office" xmlns:oel="http://schemas.microsoft.com/office/2019/extlst" xmlns:r="http://schemas.openxmlformats.org/officeDocument/2006/relationships" xmlns:m="http://schemas.openxmlformats.org/officeDocument/2006/math" xmlns:v="urn:schemas-microsoft-com:vml" xmlns:wp14="http://schemas.microsoft.com/office/word/2010/wordprocessingDrawing" xmlns:wp="http://schemas.openxmlformats.org/drawingml/2006/wordprocessingDrawing" xmlns:w10="urn:schemas-microsoft-com:office:word" xmlns:w="http://schemas.openxmlformats.org/wordprocessingml/2006/main" xmlns:w14="http://schemas.microsoft.com/office/word/2010/wordml" xmlns:w15="http://schemas.microsoft.com/office/word/2012/wordml" xmlns:w16cex="http://schemas.microsoft.com/office/word/2018/wordml/cex" xmlns:w16cid="http://schemas.microsoft.com/office/word/2016/wordml/cid" xmlns:w16="http://schemas.microsoft.com/office/word/2018/wordml" xmlns:w16sdtdh="http://schemas.microsoft.com/office/word/2020/wordml/sdtdatahash" xmlns:w16se="http://schemas.microsoft.com/office/word/2015/wordml/symex" xmlns:wpg="http://schemas.microsoft.com/office/word/2010/wordprocessingGroup" xmlns:wpi="http://schemas.microsoft.com/office/word/2010/wordprocessingInk" xmlns:wne="http://schemas.microsoft.com/office/word/2006/wordml" xmlns:wps="http://schemas.microsoft.com/office/word/2010/wordprocessingShape" mc:Ignorable="w14 w15 w16se w16cid w16 w16cex w16sdtdh wp14">
   <w:endnote w:type="separator" w:id="-1">
     <w:p>
       <w:pPr>
@@ -6095,7 +5122,7 @@
 </file>
 
 <file path=word/footnotes.xml><?xml version="1.0" encoding="utf-8"?>
-<w:footnotes xmlns:wpc="http://schemas.microsoft.com/office/word/2010/wordprocessingCanvas" xmlns:cx="http://schemas.microsoft.com/office/drawing/2014/chartex" xmlns:cx1="http://schemas.microsoft.com/office/drawing/2015/9/8/chartex" xmlns:cx2="http://schemas.microsoft.com/office/drawing/2015/10/21/chartex" xmlns:cx3="http://schemas.microsoft.com/office/drawing/2016/5/9/chartex" xmlns:cx4="http://schemas.microsoft.com/office/drawing/2016/5/10/chartex" xmlns:cx5="http://schemas.microsoft.com/office/drawing/2016/5/11/chartex" xmlns:cx6="http://schemas.microsoft.com/office/drawing/2016/5/12/chartex" xmlns:cx7="http://schemas.microsoft.com/office/drawing/2016/5/13/chartex" xmlns:cx8="http://schemas.microsoft.com/office/drawing/2016/5/14/chartex" xmlns:mc="http://schemas.openxmlformats.org/markup-compatibility/2006" xmlns:aink="http://schemas.microsoft.com/office/drawing/2016/ink" xmlns:am3d="http://schemas.microsoft.com/office/drawing/2017/model3d" xmlns:o="urn:schemas-microsoft-com:office:office" xmlns:oel="http://schemas.microsoft.com/office/2019/extlst" xmlns:r="http://schemas.openxmlformats.org/officeDocument/2006/relationships" xmlns:m="http://schemas.openxmlformats.org/officeDocument/2006/math" xmlns:v="urn:schemas-microsoft-com:vml" xmlns:wp14="http://schemas.microsoft.com/office/word/2010/wordprocessingDrawing" xmlns:wp="http://schemas.openxmlformats.org/drawingml/2006/wordprocessingDrawing" xmlns:w10="urn:schemas-microsoft-com:office:word" xmlns:w="http://schemas.openxmlformats.org/wordprocessingml/2006/main" xmlns:w14="http://schemas.microsoft.com/office/word/2010/wordml" xmlns:w15="http://schemas.microsoft.com/office/word/2012/wordml" xmlns:w16cex="http://schemas.microsoft.com/office/word/2018/wordml/cex" xmlns:w16cid="http://schemas.microsoft.com/office/word/2016/wordml/cid" xmlns:w16="http://schemas.microsoft.com/office/word/2018/wordml" xmlns:w16du="http://schemas.microsoft.com/office/word/2023/wordml/word16du" xmlns:w16sdtdh="http://schemas.microsoft.com/office/word/2020/wordml/sdtdatahash" xmlns:w16sdtfl="http://schemas.microsoft.com/office/word/2024/wordml/sdtformatlock" xmlns:w16se="http://schemas.microsoft.com/office/word/2015/wordml/symex" xmlns:wpg="http://schemas.microsoft.com/office/word/2010/wordprocessingGroup" xmlns:wpi="http://schemas.microsoft.com/office/word/2010/wordprocessingInk" xmlns:wne="http://schemas.microsoft.com/office/word/2006/wordml" xmlns:wps="http://schemas.microsoft.com/office/word/2010/wordprocessingShape" mc:Ignorable="w14 w15 w16se w16cid w16 w16cex w16sdtdh w16sdtfl w16du wp14">
+<w:footnotes xmlns:wpc="http://schemas.microsoft.com/office/word/2010/wordprocessingCanvas" xmlns:cx="http://schemas.microsoft.com/office/drawing/2014/chartex" xmlns:cx1="http://schemas.microsoft.com/office/drawing/2015/9/8/chartex" xmlns:cx2="http://schemas.microsoft.com/office/drawing/2015/10/21/chartex" xmlns:cx3="http://schemas.microsoft.com/office/drawing/2016/5/9/chartex" xmlns:cx4="http://schemas.microsoft.com/office/drawing/2016/5/10/chartex" xmlns:cx5="http://schemas.microsoft.com/office/drawing/2016/5/11/chartex" xmlns:cx6="http://schemas.microsoft.com/office/drawing/2016/5/12/chartex" xmlns:cx7="http://schemas.microsoft.com/office/drawing/2016/5/13/chartex" xmlns:cx8="http://schemas.microsoft.com/office/drawing/2016/5/14/chartex" xmlns:mc="http://schemas.openxmlformats.org/markup-compatibility/2006" xmlns:aink="http://schemas.microsoft.com/office/drawing/2016/ink" xmlns:am3d="http://schemas.microsoft.com/office/drawing/2017/model3d" xmlns:o="urn:schemas-microsoft-com:office:office" xmlns:oel="http://schemas.microsoft.com/office/2019/extlst" xmlns:r="http://schemas.openxmlformats.org/officeDocument/2006/relationships" xmlns:m="http://schemas.openxmlformats.org/officeDocument/2006/math" xmlns:v="urn:schemas-microsoft-com:vml" xmlns:wp14="http://schemas.microsoft.com/office/word/2010/wordprocessingDrawing" xmlns:wp="http://schemas.openxmlformats.org/drawingml/2006/wordprocessingDrawing" xmlns:w10="urn:schemas-microsoft-com:office:word" xmlns:w="http://schemas.openxmlformats.org/wordprocessingml/2006/main" xmlns:w14="http://schemas.microsoft.com/office/word/2010/wordml" xmlns:w15="http://schemas.microsoft.com/office/word/2012/wordml" xmlns:w16cex="http://schemas.microsoft.com/office/word/2018/wordml/cex" xmlns:w16cid="http://schemas.microsoft.com/office/word/2016/wordml/cid" xmlns:w16="http://schemas.microsoft.com/office/word/2018/wordml" xmlns:w16sdtdh="http://schemas.microsoft.com/office/word/2020/wordml/sdtdatahash" xmlns:w16se="http://schemas.microsoft.com/office/word/2015/wordml/symex" xmlns:wpg="http://schemas.microsoft.com/office/word/2010/wordprocessingGroup" xmlns:wpi="http://schemas.microsoft.com/office/word/2010/wordprocessingInk" xmlns:wne="http://schemas.microsoft.com/office/word/2006/wordml" xmlns:wps="http://schemas.microsoft.com/office/word/2010/wordprocessingShape" mc:Ignorable="w14 w15 w16se w16cid w16 w16cex w16sdtdh wp14">
   <w:footnote w:type="separator" w:id="-1">
     <w:p>
       <w:pPr>
@@ -6120,7 +5147,7 @@
 </file>
 
 <file path=word/styles.xml><?xml version="1.0" encoding="utf-8"?>
-<w:styles xmlns:mc="http://schemas.openxmlformats.org/markup-compatibility/2006" xmlns:r="http://schemas.openxmlformats.org/officeDocument/2006/relationships" xmlns:w="http://schemas.openxmlformats.org/wordprocessingml/2006/main" xmlns:w14="http://schemas.microsoft.com/office/word/2010/wordml" xmlns:w15="http://schemas.microsoft.com/office/word/2012/wordml" xmlns:w16cex="http://schemas.microsoft.com/office/word/2018/wordml/cex" xmlns:w16cid="http://schemas.microsoft.com/office/word/2016/wordml/cid" xmlns:w16="http://schemas.microsoft.com/office/word/2018/wordml" xmlns:w16du="http://schemas.microsoft.com/office/word/2023/wordml/word16du" xmlns:w16sdtdh="http://schemas.microsoft.com/office/word/2020/wordml/sdtdatahash" xmlns:w16sdtfl="http://schemas.microsoft.com/office/word/2024/wordml/sdtformatlock" xmlns:w16se="http://schemas.microsoft.com/office/word/2015/wordml/symex" mc:Ignorable="w14 w15 w16se w16cid w16 w16cex w16sdtdh w16sdtfl w16du">
+<w:styles xmlns:mc="http://schemas.openxmlformats.org/markup-compatibility/2006" xmlns:r="http://schemas.openxmlformats.org/officeDocument/2006/relationships" xmlns:w="http://schemas.openxmlformats.org/wordprocessingml/2006/main" xmlns:w14="http://schemas.microsoft.com/office/word/2010/wordml" xmlns:w15="http://schemas.microsoft.com/office/word/2012/wordml" xmlns:w16cex="http://schemas.microsoft.com/office/word/2018/wordml/cex" xmlns:w16cid="http://schemas.microsoft.com/office/word/2016/wordml/cid" xmlns:w16="http://schemas.microsoft.com/office/word/2018/wordml" xmlns:w16sdtdh="http://schemas.microsoft.com/office/word/2020/wordml/sdtdatahash" xmlns:w16se="http://schemas.microsoft.com/office/word/2015/wordml/symex" mc:Ignorable="w14 w15 w16se w16cid w16 w16cex w16sdtdh">
   <w:docDefaults>
     <w:rPrDefault>
       <w:rPr>
@@ -6550,6 +5577,7 @@
   <w:style w:type="character" w:default="1" w:styleId="Fuentedeprrafopredeter">
     <w:name w:val="Default Paragraph Font"/>
     <w:uiPriority w:val="1"/>
+    <w:semiHidden/>
     <w:unhideWhenUsed/>
   </w:style>
   <w:style w:type="table" w:default="1" w:styleId="Tablanormal">
